--- a/gaura-krishnodaya/Gaura-Krishnodaya-ru.docx
+++ b/gaura-krishnodaya/Gaura-Krishnodaya-ru.docx
@@ -14864,7 +14864,7 @@
         <w:t>34.</w:t>
       </w:r>
       <w:r>
-        <w:t xml:space="preserve"> Омытая его потом и слезами блаженства, глина размокла и отвалилась, и на его груди явилось само Божество, словно изваяние, вынутое из разбитой формы.</w:t>
+        <w:t xml:space="preserve"> Омытая его потом и слезами блаженства, глина размокла и отвалилась, и на его груди явилось само Божество, словно отлитый образ, освобождённый из разбитой формы.</w:t>
       </w:r>
     </w:p>
     <w:p>

--- a/gaura-krishnodaya/Gaura-Krishnodaya-ru.docx
+++ b/gaura-krishnodaya/Gaura-Krishnodaya-ru.docx
@@ -218,13 +218,7 @@
         <w:t>[с. N]</w:t>
       </w:r>
       <w:r>
-        <w:t xml:space="preserve"> — страницы PDF-скана. Текст набран бенгальским шрифтом</w:t>
-      </w:r>
-      <w:r>
-        <w:br/>
-      </w:r>
-      <w:r>
-        <w:t>и известен нам по OCR, сверенному со сканом; испорченные места оговорены. В сносках — параллели с</w:t>
+        <w:t xml:space="preserve"> — страницы PDF-скана. Текст набран бенгальским шрифтом; весь перевод выверен по изображениям страниц скана, а неясные места самого издания (опечатки, порча) оговорены в сносках. В сносках — параллели с</w:t>
       </w:r>
       <w:r>
         <w:br/>
@@ -713,7 +707,7 @@
         <w:t>11.</w:t>
       </w:r>
       <w:r>
-        <w:t xml:space="preserve"> Затем, взяв с собой Землю, которая всё вздыхала от великой муки, вместе с Махендрой и прочими главными из богов, Ведоустый [Брахма] вместе с Шанкарой, в тревоге отправился к Молочному океану.</w:t>
+        <w:t xml:space="preserve"> Затем, взяв с собой Землю, снова и снова ликующую от великой радости, вместе с Махендрой и прочими главными из богов, Ведоустый [Брахма] вместе с Шанкарой, в тревоге отправился к Молочному океану.</w:t>
       </w:r>
     </w:p>
     <w:p>
@@ -742,7 +736,7 @@
         <w:t>12.</w:t>
       </w:r>
       <w:r>
-        <w:t xml:space="preserve"> Он погрузился [взором] в волны Молочного океана, поднимавшиеся чистыми потоками белой воды, и, быстро сойдя со своего носителя, вступил на чистый, широкий берег.</w:t>
+        <w:t xml:space="preserve"> Быстро сойдя со своего носителя, он вступил на широкий берег, украшенный чистыми струями воды, взлетавшими от волн Молочного океана.</w:t>
       </w:r>
     </w:p>
     <w:p>
@@ -774,7 +768,7 @@
         <w:t>14.</w:t>
       </w:r>
       <w:r>
-        <w:t xml:space="preserve"> Тогда владыка [мира] Нерождённого, освободившись от усталости, коснувшись воды, с очищенным умом созерцая далёкого Адхокшаджу, сложив ладони над головой, вознёс Ему хвалу:</w:t>
+        <w:t xml:space="preserve"> Тогда Нерождённый владыка [Брахма], освободившись от усталости, коснувшись воды, с очищенным умом созерцая далёкого Адхокшаджу, сложив ладони над головой, вознёс Ему хвалу:</w:t>
       </w:r>
     </w:p>
     <w:p>
@@ -806,7 +800,7 @@
         <w:t>16.</w:t>
       </w:r>
       <w:r>
-        <w:t xml:space="preserve"> Высшая Душа, высшая реальность, способная развернуть всё множество вещей, вечная, всепроникающая, вечно блаженная, — разве я могу обосновать Его какой-либо [философской] категорией?</w:t>
+        <w:t xml:space="preserve"> Высшая Душа, высшая реальность, способная развернуть всё множество вещей, вечная, всепроникающая, вечно блаженная, [лишь] выводимая умозаключением, — разве я могу обосновать Его какой-либо [философской] категорией?</w:t>
       </w:r>
     </w:p>
     <w:p>
@@ -910,7 +904,18 @@
         <w:t>22.</w:t>
       </w:r>
       <w:r>
-        <w:t xml:space="preserve"> Даже те, кто не в силах описать Его, говорят: „Не то, не то“, называя Его запредельным; слова, вместе с умом, отступают от Него, — кто опишет Его разными словами хвалы?</w:t>
+        <w:t xml:space="preserve"> Даже те, кто не в силах определить Его, говорят: „Здесь нет многого“ и подобное, называя Его запредельным;</w:t>
+      </w:r>
+      <w:r>
+        <w:rPr>
+          <w:b w:val="0"/>
+          <w:i w:val="0"/>
+          <w:vertAlign w:val="superscript"/>
+        </w:rPr>
+        <w:t>9</w:t>
+      </w:r>
+      <w:r>
+        <w:t xml:space="preserve"> слова, вместе с умом, отступают от Него, — кто опишет Его разными словами хвалы?</w:t>
       </w:r>
     </w:p>
     <w:p>
@@ -926,7 +931,7 @@
         <w:t>23.</w:t>
       </w:r>
       <w:r>
-        <w:t xml:space="preserve"> Одни — одним, другие — двумя, тремя, четырьмя, пятью, шестью и даже восемью средствами познания стараются Тебя доказать, — но не знают Твоей природы.</w:t>
+        <w:t xml:space="preserve"> Одни — одним, другие, о Ачьюта, — двумя, тремя, четырьмя, пятью, шестью и даже восемью средствами познания стараются Тебя доказать, — но не знают Твоей природы.</w:t>
       </w:r>
       <w:r>
         <w:rPr>
@@ -934,7 +939,7 @@
           <w:i w:val="0"/>
           <w:vertAlign w:val="superscript"/>
         </w:rPr>
-        <w:t>9</w:t>
+        <w:t>10</w:t>
       </w:r>
     </w:p>
     <w:p>
@@ -990,7 +995,7 @@
           <w:i w:val="0"/>
           <w:vertAlign w:val="superscript"/>
         </w:rPr>
-        <w:t>10</w:t>
+        <w:t>11</w:t>
       </w:r>
     </w:p>
     <w:p>
@@ -1083,7 +1088,7 @@
         <w:t>31.</w:t>
       </w:r>
       <w:r>
-        <w:t xml:space="preserve"> Тогда Брахма, не раз обдумав всё, что видел и слышал многими своими глазами и ушами, и придавая этому великое значение, поведал всё это первым из богов, которые не видели и не слышали Нерождённого.</w:t>
+        <w:t xml:space="preserve"> Тогда Брахма, многоустый, многоокий и многоухий, вновь обдумав это и придавая этому великое значение, поведал первым из богов всё, что Нерождённый [Брахма] увидел, какое повеление получил и что услышал.</w:t>
       </w:r>
     </w:p>
     <w:p>
@@ -1131,7 +1136,7 @@
         <w:t>34.</w:t>
       </w:r>
       <w:r>
-        <w:t xml:space="preserve"> И в тот же миг у Пурушоттамы, чья единственная обитель — Вриндаван, возникло некое желание, оставшееся неисполненным, — особое среди Его игр:</w:t>
+        <w:t xml:space="preserve"> И в тот же миг у Пурушоттамы, чья единственная обитель — Вриндаван, возникло некое желание — оставшиеся [неисполненными] три заветных стремления, — особое среди Его игр:</w:t>
       </w:r>
     </w:p>
     <w:p>
@@ -1197,7 +1202,7 @@
           <w:i w:val="0"/>
           <w:vertAlign w:val="superscript"/>
         </w:rPr>
-        <w:t>11</w:t>
+        <w:t>12</w:t>
       </w:r>
     </w:p>
     <w:p>
@@ -1213,7 +1218,7 @@
         <w:t>38.</w:t>
       </w:r>
       <w:r>
-        <w:t xml:space="preserve"> Поэтому Я непременно приму облик Радхики, приду на землю и особо вкушу Свою сладость, присущую играм с гопи».</w:t>
+        <w:t xml:space="preserve"> Поэтому Я, нежданно приняв облик Радхики, приду на землю и особо вкушу Свою сладость, присущую играм с гопи».</w:t>
       </w:r>
     </w:p>
     <w:p>
@@ -1237,7 +1242,7 @@
           <w:i w:val="0"/>
           <w:vertAlign w:val="superscript"/>
         </w:rPr>
-        <w:t>12</w:t>
+        <w:t>13</w:t>
       </w:r>
     </w:p>
     <w:p>
@@ -1269,7 +1274,7 @@
         <w:t>41.</w:t>
       </w:r>
       <w:r>
-        <w:t xml:space="preserve"> Нанда известен [там] как Джаганнатха, а родившая Меня мать — по имени Шачи. Став ребёнком этих двоих, владык города на острове</w:t>
+        <w:t xml:space="preserve"> Нанда родился как Джаганнатха, а родившая Меня мать — по имени Шачи. Став ребёнком этих двоих, владык города Навадвипы</w:t>
       </w:r>
       <w:r>
         <w:rPr>
@@ -1277,10 +1282,10 @@
           <w:i w:val="0"/>
           <w:vertAlign w:val="superscript"/>
         </w:rPr>
-        <w:t>13</w:t>
-      </w:r>
-      <w:r>
-        <w:t>, Я родился на земле.</w:t>
+        <w:t>14</w:t>
+      </w:r>
+      <w:r>
+        <w:t>, Я взойду на земле.</w:t>
       </w:r>
     </w:p>
     <w:p>
@@ -1304,7 +1309,7 @@
           <w:i w:val="0"/>
           <w:vertAlign w:val="superscript"/>
         </w:rPr>
-        <w:t>14</w:t>
+        <w:t>15</w:t>
       </w:r>
     </w:p>
     <w:p>
@@ -1344,7 +1349,7 @@
           <w:i w:val="0"/>
           <w:vertAlign w:val="superscript"/>
         </w:rPr>
-        <w:t>15</w:t>
+        <w:t>16</w:t>
       </w:r>
       <w:r>
         <w:t xml:space="preserve"> стал известен как Адвайта Ачарья; а Бала, придя куда-то в Гауду, — это Нитьянанда, авадхута, исполненный безмерного блаженства.</w:t>
@@ -1384,7 +1389,7 @@
           <w:i w:val="0"/>
           <w:vertAlign w:val="superscript"/>
         </w:rPr>
-        <w:t>16</w:t>
+        <w:t>17</w:t>
       </w:r>
     </w:p>
     <w:p>
@@ -1408,7 +1413,7 @@
           <w:i w:val="0"/>
           <w:vertAlign w:val="superscript"/>
         </w:rPr>
-        <w:t>17</w:t>
+        <w:t>18</w:t>
       </w:r>
     </w:p>
     <w:p>
@@ -1464,7 +1469,7 @@
           <w:i w:val="0"/>
           <w:vertAlign w:val="superscript"/>
         </w:rPr>
-        <w:t>18</w:t>
+        <w:t>19</w:t>
       </w:r>
       <w:r>
         <w:t xml:space="preserve"> вместе со Мной, они, как ростовщики [ищут] должников, явной силой преданности Мне сделают счастливыми падших людей — [вечных] должников».</w:t>
@@ -1491,7 +1496,7 @@
           <w:i w:val="0"/>
           <w:vertAlign w:val="superscript"/>
         </w:rPr>
-        <w:t>19</w:t>
+        <w:t>20</w:t>
       </w:r>
     </w:p>
     <w:p>
@@ -1515,7 +1520,7 @@
           <w:i w:val="0"/>
           <w:vertAlign w:val="superscript"/>
         </w:rPr>
-        <w:t>20</w:t>
+        <w:t>21</w:t>
       </w:r>
     </w:p>
     <w:p>
@@ -1539,7 +1544,7 @@
           <w:i w:val="0"/>
           <w:vertAlign w:val="superscript"/>
         </w:rPr>
-        <w:t>21</w:t>
+        <w:t>22</w:t>
       </w:r>
       <w:r>
         <w:t xml:space="preserve"> игр, тела и обители Пурушоттамы.</w:t>
@@ -1558,7 +1563,7 @@
         <w:t>53.</w:t>
       </w:r>
       <w:r>
-        <w:t xml:space="preserve"> «Не делами, не потомством», — [говорит] шрути, [и подобное говорят] многие смрити; он утверждал превосходство преданности, отвергая даже прославленное освобождение.</w:t>
+        <w:t xml:space="preserve"> На основании шрути «Не делами, не потомством…» и многих смрити, начиная со стиха «Не покоряет [Меня]…», он утверждал превосходство преданности, отвергая даже прославленное освобождение.</w:t>
       </w:r>
       <w:r>
         <w:rPr>
@@ -1566,7 +1571,7 @@
           <w:i w:val="0"/>
           <w:vertAlign w:val="superscript"/>
         </w:rPr>
-        <w:t>22</w:t>
+        <w:t>23</w:t>
       </w:r>
     </w:p>
     <w:p>
@@ -1606,7 +1611,7 @@
           <w:i w:val="0"/>
           <w:vertAlign w:val="superscript"/>
         </w:rPr>
-        <w:t>23</w:t>
+        <w:t>24</w:t>
       </w:r>
     </w:p>
     <w:p>
@@ -1622,7 +1627,7 @@
         <w:t>56.</w:t>
       </w:r>
       <w:r>
-        <w:t xml:space="preserve"> Ему, взывающему, Господь явился в сердце и сказал так: «Не печалься, друг: скоро Я приду в город Навадвипу».</w:t>
+        <w:t xml:space="preserve"> Ему, взывающему, Господь явился в сердце и сказал так: «Не печалься, друг: скоро мы встретимся в городе Навадвипе».</w:t>
       </w:r>
     </w:p>
     <w:p>
@@ -1662,7 +1667,7 @@
           <w:i w:val="0"/>
           <w:vertAlign w:val="superscript"/>
         </w:rPr>
-        <w:t>24</w:t>
+        <w:t>25</w:t>
       </w:r>
     </w:p>
     <w:p>
@@ -1686,7 +1691,7 @@
           <w:i w:val="0"/>
           <w:vertAlign w:val="superscript"/>
         </w:rPr>
-        <w:t>25</w:t>
+        <w:t>26</w:t>
       </w:r>
     </w:p>
     <w:p>
@@ -1715,7 +1720,7 @@
         <w:t>60.</w:t>
       </w:r>
       <w:r>
-        <w:t xml:space="preserve"> Он не остался жить ни в каком избранном святом месте Арьяварты, где пребывают подвижники, давшие обеты, — странствуя, как подобает благородному, он исчез из вида. Поэтому Мишра снова погрузился в слепую тьму великой скорби и вместе с женой неотступно лелеял надежду на восход луны-Кришны.</w:t>
+        <w:t xml:space="preserve"> Он не остался жить ни в каком избранном святом месте Арьяварты, где пребывают подвижники, давшие обеты, — странствуя, как подобает благородному, он нигде не оседал. Поэтому Мишра снова погрузился в слепую тьму великого смятения и вместе с женой неотступно лелеял надежду на восход луны-Кришны.</w:t>
       </w:r>
     </w:p>
     <w:p>
@@ -1739,7 +1744,7 @@
           <w:i w:val="0"/>
           <w:vertAlign w:val="superscript"/>
         </w:rPr>
-        <w:t>26</w:t>
+        <w:t>27</w:t>
       </w:r>
     </w:p>
     <w:p>
@@ -1763,7 +1768,7 @@
           <w:i w:val="0"/>
           <w:vertAlign w:val="superscript"/>
         </w:rPr>
-        <w:t>27</w:t>
+        <w:t>28</w:t>
       </w:r>
     </w:p>
     <w:p>
@@ -2082,6 +2087,54 @@
         <w:rPr>
           <w:sz w:val="18"/>
         </w:rPr>
+        <w:t xml:space="preserve"> </w:t>
+      </w:r>
+      <w:r>
+        <w:rPr>
+          <w:b w:val="0"/>
+          <w:i/>
+          <w:sz w:val="18"/>
+        </w:rPr>
+        <w:t>Neha nānā</w:t>
+      </w:r>
+      <w:r>
+        <w:rPr>
+          <w:sz w:val="18"/>
+        </w:rPr>
+        <w:t xml:space="preserve"> — отсылка к упанишадскому «Здесь нет никакого многообразия» (</w:t>
+      </w:r>
+      <w:r>
+        <w:rPr>
+          <w:b w:val="0"/>
+          <w:i/>
+          <w:sz w:val="18"/>
+        </w:rPr>
+        <w:t>neha nānāsti kiñcana</w:t>
+      </w:r>
+      <w:r>
+        <w:rPr>
+          <w:sz w:val="18"/>
+        </w:rPr>
+        <w:t>, Брихад-араньяка-уп. 4.4.19; Катха-уп. 2.1.11), которым апофатики обосновывают неописуемость Высшего.</w:t>
+      </w:r>
+    </w:p>
+    <w:p>
+      <w:pPr>
+        <w:spacing w:after="60"/>
+        <w:ind w:left="283"/>
+      </w:pPr>
+      <w:r>
+        <w:rPr>
+          <w:b/>
+          <w:i w:val="0"/>
+          <w:sz w:val="18"/>
+        </w:rPr>
+        <w:t>10.</w:t>
+      </w:r>
+      <w:r>
+        <w:rPr>
+          <w:sz w:val="18"/>
+        </w:rPr>
         <w:t xml:space="preserve"> Число средств достоверного познания (</w:t>
       </w:r>
       <w:r>
@@ -2110,7 +2163,7 @@
           <w:i w:val="0"/>
           <w:sz w:val="18"/>
         </w:rPr>
-        <w:t>10.</w:t>
+        <w:t>11.</w:t>
       </w:r>
       <w:r>
         <w:rPr>
@@ -2144,7 +2197,7 @@
           <w:i w:val="0"/>
           <w:sz w:val="18"/>
         </w:rPr>
-        <w:t>11.</w:t>
+        <w:t>12.</w:t>
       </w:r>
       <w:r>
         <w:rPr>
@@ -2164,13 +2217,13 @@
           <w:i w:val="0"/>
           <w:sz w:val="18"/>
         </w:rPr>
-        <w:t>12.</w:t>
-      </w:r>
-      <w:r>
-        <w:rPr>
-          <w:sz w:val="18"/>
-        </w:rPr>
-        <w:t xml:space="preserve"> Мукунда (Кришна) обращается к Вишну, лежащему в океане. Так Говинда-дева изображает, как Вишну участвует в нисшествии Кришны; по ЧЧ (Ади 4), Вишну, хранитель мира, во время явления Кришны пребывает в Нём, и проповедь юга-дхармы совершается через Него. В поэме Вишну затем рождается как Вишварупа (ст. 42, 59) — см. сноску 14.</w:t>
+        <w:t>13.</w:t>
+      </w:r>
+      <w:r>
+        <w:rPr>
+          <w:sz w:val="18"/>
+        </w:rPr>
+        <w:t xml:space="preserve"> Мукунда (Кришна) обращается к Вишну, лежащему в океане. Так Говинда-дева изображает, как Вишну участвует в нисшествии Кришны; по ЧЧ (Ади 4), Вишну, хранитель мира, во время явления Кришны пребывает в Нём, и проповедь юга-дхармы совершается через Него. В поэме Вишну затем рождается как Вишварупа (ст. 42, 59) — см. сноску к ст. 42.</w:t>
       </w:r>
     </w:p>
     <w:p>
@@ -2184,7 +2237,191 @@
           <w:i w:val="0"/>
           <w:sz w:val="18"/>
         </w:rPr>
-        <w:t>13.</w:t>
+        <w:t>14.</w:t>
+      </w:r>
+      <w:r>
+        <w:rPr>
+          <w:sz w:val="18"/>
+        </w:rPr>
+        <w:t xml:space="preserve"> В издании </w:t>
+      </w:r>
+      <w:r>
+        <w:rPr>
+          <w:b w:val="0"/>
+          <w:i/>
+          <w:sz w:val="18"/>
+        </w:rPr>
+        <w:t>tayor na yadvāpa-purādhipatyoḥ</w:t>
+      </w:r>
+      <w:r>
+        <w:rPr>
+          <w:sz w:val="18"/>
+        </w:rPr>
+        <w:t xml:space="preserve"> — явная опечатка вместо </w:t>
+      </w:r>
+      <w:r>
+        <w:rPr>
+          <w:b w:val="0"/>
+          <w:i/>
+          <w:sz w:val="18"/>
+        </w:rPr>
+        <w:t>tayor navadvīpa-purādhipatyoḥ</w:t>
+      </w:r>
+      <w:r>
+        <w:rPr>
+          <w:sz w:val="18"/>
+        </w:rPr>
+        <w:t xml:space="preserve"> «двоих владык города Навадвипы» (сверено по скану). </w:t>
+      </w:r>
+      <w:r>
+        <w:rPr>
+          <w:b w:val="0"/>
+          <w:i/>
+          <w:sz w:val="18"/>
+        </w:rPr>
+        <w:t>Bhuvīnditāsmi</w:t>
+      </w:r>
+      <w:r>
+        <w:rPr>
+          <w:sz w:val="18"/>
+        </w:rPr>
+        <w:t xml:space="preserve"> понимаем как будущее время («взойду, явлюсь на земле»), в согласии со ст. 42.</w:t>
+      </w:r>
+    </w:p>
+    <w:p>
+      <w:pPr>
+        <w:spacing w:after="60"/>
+        <w:ind w:left="283"/>
+      </w:pPr>
+      <w:r>
+        <w:rPr>
+          <w:b/>
+          <w:i w:val="0"/>
+          <w:sz w:val="18"/>
+        </w:rPr>
+        <w:t>15.</w:t>
+      </w:r>
+      <w:r>
+        <w:rPr>
+          <w:sz w:val="18"/>
+        </w:rPr>
+        <w:t xml:space="preserve"> Своеобразие поэмы: Вишну, к которому обращается Кришна, становится Вишварупой, старшим братом Гауры. Ни ЧЧ, ни Карнапура такого не говорят: по «Гаура-ганоддеша-дипике», Вишварупа — Санкаршана (Баладева), а по традиции Бхактисиддханты Вишварупа по уходе вошёл в Нитьянанду.</w:t>
+      </w:r>
+    </w:p>
+    <w:p>
+      <w:pPr>
+        <w:spacing w:after="60"/>
+        <w:ind w:left="283"/>
+      </w:pPr>
+      <w:r>
+        <w:rPr>
+          <w:b/>
+          <w:i w:val="0"/>
+          <w:sz w:val="18"/>
+        </w:rPr>
+        <w:t>16.</w:t>
+      </w:r>
+      <w:r>
+        <w:rPr>
+          <w:sz w:val="18"/>
+        </w:rPr>
+        <w:t xml:space="preserve"> В издании (сверено по скану) отчётливо напечатано </w:t>
+      </w:r>
+      <w:r>
+        <w:rPr>
+          <w:b w:val="0"/>
+          <w:i/>
+          <w:sz w:val="18"/>
+        </w:rPr>
+        <w:t>śivaḥ śilāyāsya bhavasya</w:t>
+      </w:r>
+      <w:r>
+        <w:rPr>
+          <w:sz w:val="18"/>
+        </w:rPr>
+        <w:t xml:space="preserve">; слово </w:t>
+      </w:r>
+      <w:r>
+        <w:rPr>
+          <w:b w:val="0"/>
+          <w:i/>
+          <w:sz w:val="18"/>
+        </w:rPr>
+        <w:t>śilāyāsya</w:t>
+      </w:r>
+      <w:r>
+        <w:rPr>
+          <w:sz w:val="18"/>
+        </w:rPr>
+        <w:t xml:space="preserve"> непонятно (вероятно, порча); возможно, имеется в виду связь Адвайты с шалаграма-шилой (ст. 55). Отождествление Адвайты с Шивой (Садашивой) — ср. «Гаура-ганоддеша-дипику», где Адвайта — Маха-Вишну и вместе с тем Садашива (ЧЧ Ади 6: Адвайта — Маха-Вишну, «неотличный от Хари»).</w:t>
+      </w:r>
+    </w:p>
+    <w:p>
+      <w:pPr>
+        <w:spacing w:after="60"/>
+        <w:ind w:left="283"/>
+      </w:pPr>
+      <w:r>
+        <w:rPr>
+          <w:b/>
+          <w:i w:val="0"/>
+          <w:sz w:val="18"/>
+        </w:rPr>
+        <w:t>17.</w:t>
+      </w:r>
+      <w:r>
+        <w:rPr>
+          <w:sz w:val="18"/>
+        </w:rPr>
+        <w:t xml:space="preserve"> Список воплощений (ст. 44–46) частично совпадает с «Гаура-ганоддеша-дипикой» Карнапуры (Харидас — Брахма; Кешава Бхарати — Сандипани; Сита — Йогамайя, т. е. Паурнамаси), частично расходится с ней: по ГГД, Пратапарудра — царь Индрадьюмна, а не Индра. </w:t>
+      </w:r>
+      <w:r>
+        <w:rPr>
+          <w:b w:val="0"/>
+          <w:i/>
+          <w:sz w:val="18"/>
+        </w:rPr>
+        <w:t>Sītā-prasūḥ</w:t>
+      </w:r>
+      <w:r>
+        <w:rPr>
+          <w:sz w:val="18"/>
+        </w:rPr>
+        <w:t xml:space="preserve"> можно понять и иначе: «Сита и мать его [Адвайты]».</w:t>
+      </w:r>
+    </w:p>
+    <w:p>
+      <w:pPr>
+        <w:spacing w:after="60"/>
+        <w:ind w:left="283"/>
+      </w:pPr>
+      <w:r>
+        <w:rPr>
+          <w:b/>
+          <w:i w:val="0"/>
+          <w:sz w:val="18"/>
+        </w:rPr>
+        <w:t>18.</w:t>
+      </w:r>
+      <w:r>
+        <w:rPr>
+          <w:sz w:val="18"/>
+        </w:rPr>
+        <w:t xml:space="preserve"> «Тебе» — Вишну, к которому Кришна обращается. Шриваса — Нарада: так и в ГГД. Тумбуру — небесный певец, спутник Нарады; по ГГД же Рамананда Рай — Арджуна (и гопи Арджунья), а не Тумбуру.</w:t>
+      </w:r>
+    </w:p>
+    <w:p>
+      <w:pPr>
+        <w:spacing w:after="60"/>
+        <w:ind w:left="283"/>
+      </w:pPr>
+      <w:r>
+        <w:rPr>
+          <w:b/>
+          <w:i w:val="0"/>
+          <w:sz w:val="18"/>
+        </w:rPr>
+        <w:t>19.</w:t>
       </w:r>
       <w:r>
         <w:rPr>
@@ -2198,13 +2435,13 @@
           <w:i/>
           <w:sz w:val="18"/>
         </w:rPr>
-        <w:t>Dvāpa-pura</w:t>
-      </w:r>
-      <w:r>
-        <w:rPr>
-          <w:sz w:val="18"/>
-        </w:rPr>
-        <w:t xml:space="preserve"> — вероятно, «город на острове», т. е. Навадвипа («девять островов»); возможна порча текста.</w:t>
+        <w:t>Samayā samudram</w:t>
+      </w:r>
+      <w:r>
+        <w:rPr>
+          <w:sz w:val="18"/>
+        </w:rPr>
+        <w:t xml:space="preserve"> — «у океана», т. е. в Нилачале (Пури), где спутники соберутся вокруг Господа.</w:t>
       </w:r>
     </w:p>
     <w:p>
@@ -2218,13 +2455,13 @@
           <w:i w:val="0"/>
           <w:sz w:val="18"/>
         </w:rPr>
-        <w:t>14.</w:t>
-      </w:r>
-      <w:r>
-        <w:rPr>
-          <w:sz w:val="18"/>
-        </w:rPr>
-        <w:t xml:space="preserve"> Своеобразие поэмы: Вишну, к которому обращается Кришна, становится Вишварупой, старшим братом Гауры. Ни ЧЧ, ни Карнапура такого не говорят: по «Гаура-ганоддеша-дипике», Вишварупа — Санкаршана (Баладева), а по традиции Бхактисиддханты Вишварупа по уходе вошёл в Нитьянанду.</w:t>
+        <w:t>20.</w:t>
+      </w:r>
+      <w:r>
+        <w:rPr>
+          <w:sz w:val="18"/>
+        </w:rPr>
+        <w:t xml:space="preserve"> Т. е. Вишну, хранитель мира, принял замысел Кришны: внешняя цель (снятие бремени Земли) будет исполнена вместе с внутренней.</w:t>
       </w:r>
     </w:p>
     <w:p>
@@ -2238,13 +2475,13 @@
           <w:i w:val="0"/>
           <w:sz w:val="18"/>
         </w:rPr>
-        <w:t>15.</w:t>
-      </w:r>
-      <w:r>
-        <w:rPr>
-          <w:sz w:val="18"/>
-        </w:rPr>
-        <w:t xml:space="preserve"> Слово </w:t>
+        <w:t>21.</w:t>
+      </w:r>
+      <w:r>
+        <w:rPr>
+          <w:sz w:val="18"/>
+        </w:rPr>
+        <w:t xml:space="preserve"> В издании </w:t>
       </w:r>
       <w:r>
         <w:rPr>
@@ -2252,13 +2489,27 @@
           <w:i/>
           <w:sz w:val="18"/>
         </w:rPr>
-        <w:t>śilāyāsya</w:t>
-      </w:r>
-      <w:r>
-        <w:rPr>
-          <w:sz w:val="18"/>
-        </w:rPr>
-        <w:t xml:space="preserve"> в издании непонятно (вероятно, порча); возможно, имеется в виду связь Адвайты с шалаграма-шилой (ст. 55). Отождествление Адвайты с Шивой (Садашивой) — ср. «Гаура-ганоддеша-дипику», где Адвайта — Маха-Вишну и вместе с тем Садашива (ЧЧ Ади 6: Адвайта — Маха-Вишну, «неотличный от Хари»).</w:t>
+        <w:t>mārikānām</w:t>
+      </w:r>
+      <w:r>
+        <w:rPr>
+          <w:sz w:val="18"/>
+        </w:rPr>
+        <w:t xml:space="preserve"> — явная опечатка вместо </w:t>
+      </w:r>
+      <w:r>
+        <w:rPr>
+          <w:b w:val="0"/>
+          <w:i/>
+          <w:sz w:val="18"/>
+        </w:rPr>
+        <w:t>māyikānām</w:t>
+      </w:r>
+      <w:r>
+        <w:rPr>
+          <w:sz w:val="18"/>
+        </w:rPr>
+        <w:t xml:space="preserve"> («майявади», последователей учения о майе). О проповеди Адвайты до явления Господа — ЧЧ Ади 3, 13.</w:t>
       </w:r>
     </w:p>
     <w:p>
@@ -2272,13 +2523,13 @@
           <w:i w:val="0"/>
           <w:sz w:val="18"/>
         </w:rPr>
-        <w:t>16.</w:t>
-      </w:r>
-      <w:r>
-        <w:rPr>
-          <w:sz w:val="18"/>
-        </w:rPr>
-        <w:t xml:space="preserve"> Список воплощений (ст. 44–46) частично совпадает с «Гаура-ганоддеша-дипикой» Карнапуры (Харидас — Брахма; Кешава Бхарати — Сандипани; Сита — Йогамайя, т. е. Паурнамаси), частично расходится с ней: по ГГД, Пратапарудра — царь Индрадьюмна, а не Индра. </w:t>
+        <w:t>22.</w:t>
+      </w:r>
+      <w:r>
+        <w:rPr>
+          <w:sz w:val="18"/>
+        </w:rPr>
+        <w:t xml:space="preserve"> В издании (сверено по скану) </w:t>
       </w:r>
       <w:r>
         <w:rPr>
@@ -2286,13 +2537,41 @@
           <w:i/>
           <w:sz w:val="18"/>
         </w:rPr>
-        <w:t>Sītā-prasūḥ</w:t>
-      </w:r>
-      <w:r>
-        <w:rPr>
-          <w:sz w:val="18"/>
-        </w:rPr>
-        <w:t xml:space="preserve"> можно понять и иначе: «Сита и мать его [Адвайты]».</w:t>
+        <w:t>sa prākṛtatvam</w:t>
+      </w:r>
+      <w:r>
+        <w:rPr>
+          <w:sz w:val="18"/>
+        </w:rPr>
+        <w:t xml:space="preserve"> («природность»), но смысл требует </w:t>
+      </w:r>
+      <w:r>
+        <w:rPr>
+          <w:b w:val="0"/>
+          <w:i/>
+          <w:sz w:val="18"/>
+        </w:rPr>
+        <w:t>so 'prākṛtatvam</w:t>
+      </w:r>
+      <w:r>
+        <w:rPr>
+          <w:sz w:val="18"/>
+        </w:rPr>
+        <w:t xml:space="preserve"> (знак элизии пропущен) — «неприродность, трансцендентность»: учение о том, что игры, тело и обитель Господа не материальны — одно из основ гаудия-вайшнавского богословия (ср. Бхактисиддханта: </w:t>
+      </w:r>
+      <w:r>
+        <w:rPr>
+          <w:b w:val="0"/>
+          <w:i/>
+          <w:sz w:val="18"/>
+        </w:rPr>
+        <w:t>апракрита</w:t>
+      </w:r>
+      <w:r>
+        <w:rPr>
+          <w:sz w:val="18"/>
+        </w:rPr>
+        <w:t>). Переводим по смыслу.</w:t>
       </w:r>
     </w:p>
     <w:p>
@@ -2306,13 +2585,55 @@
           <w:i w:val="0"/>
           <w:sz w:val="18"/>
         </w:rPr>
-        <w:t>17.</w:t>
-      </w:r>
-      <w:r>
-        <w:rPr>
-          <w:sz w:val="18"/>
-        </w:rPr>
-        <w:t xml:space="preserve"> «Тебе» — Вишну, к которому Кришна обращается. Шриваса — Нарада: так и в ГГД. Тумбуру — небесный певец, спутник Нарады; по ГГД же Рамананда Рай — Арджуна (и гопи Арджунья), а не Тумбуру.</w:t>
+        <w:t>23.</w:t>
+      </w:r>
+      <w:r>
+        <w:rPr>
+          <w:sz w:val="18"/>
+        </w:rPr>
+        <w:t xml:space="preserve"> Цитата из «Маханараяна-упанишады» (</w:t>
+      </w:r>
+      <w:r>
+        <w:rPr>
+          <w:b w:val="0"/>
+          <w:i/>
+          <w:sz w:val="18"/>
+        </w:rPr>
+        <w:t>na karmaṇā na prajayā dhanena tyāgenaike amṛtatvam ānaśuḥ</w:t>
+      </w:r>
+      <w:r>
+        <w:rPr>
+          <w:sz w:val="18"/>
+        </w:rPr>
+        <w:t xml:space="preserve"> — «не делами, не потомством, не богатством — одним отречением достигли бессмертия»), обращённая здесь в довод в пользу бхакти. </w:t>
+      </w:r>
+      <w:r>
+        <w:rPr>
+          <w:b w:val="0"/>
+          <w:i/>
+          <w:sz w:val="18"/>
+        </w:rPr>
+        <w:t>Na sādhyayaty-ādi</w:t>
+      </w:r>
+      <w:r>
+        <w:rPr>
+          <w:sz w:val="18"/>
+        </w:rPr>
+        <w:t xml:space="preserve"> (так в издании, с опечаткой) — </w:t>
+      </w:r>
+      <w:r>
+        <w:rPr>
+          <w:b w:val="0"/>
+          <w:i/>
+          <w:sz w:val="18"/>
+        </w:rPr>
+        <w:t>na sādhayaty-ādi</w:t>
+      </w:r>
+      <w:r>
+        <w:rPr>
+          <w:sz w:val="18"/>
+        </w:rPr>
+        <w:t>: начало стиха Бхаг. 11.14.20 «Не покоряют Меня ни йога, ни санкхья, ни дхарма… так, как сильная преданность Мне», главного смрити о превосходстве бхакти.</w:t>
       </w:r>
     </w:p>
     <w:p>
@@ -2326,13 +2647,53 @@
           <w:i w:val="0"/>
           <w:sz w:val="18"/>
         </w:rPr>
-        <w:t>18.</w:t>
-      </w:r>
-      <w:r>
-        <w:rPr>
-          <w:sz w:val="18"/>
-        </w:rPr>
-        <w:t xml:space="preserve"> </w:t>
+        <w:t>24.</w:t>
+      </w:r>
+      <w:r>
+        <w:rPr>
+          <w:sz w:val="18"/>
+        </w:rPr>
+        <w:t xml:space="preserve"> Ср. ЧЧ Ади 3 (последние стихи): Адвайта, видя мир лишённым преданности, поклоняется шалаграме водой Ганги и листьями туласи и громко призывает Кришну. Говинда-дева прибавляет ответ Господа в сердце Адвайты (ст. 56).</w:t>
+      </w:r>
+    </w:p>
+    <w:p>
+      <w:pPr>
+        <w:spacing w:after="60"/>
+        <w:ind w:left="283"/>
+      </w:pPr>
+      <w:r>
+        <w:rPr>
+          <w:b/>
+          <w:i w:val="0"/>
+          <w:sz w:val="18"/>
+        </w:rPr>
+        <w:t>25.</w:t>
+      </w:r>
+      <w:r>
+        <w:rPr>
+          <w:sz w:val="18"/>
+        </w:rPr>
+        <w:t xml:space="preserve"> ЧЧ Ади 13: у Джаганнатхи Мишры и Шачи родились и умерли восемь дочерей; затем родился Вишварупа.</w:t>
+      </w:r>
+    </w:p>
+    <w:p>
+      <w:pPr>
+        <w:spacing w:after="60"/>
+        <w:ind w:left="283"/>
+      </w:pPr>
+      <w:r>
+        <w:rPr>
+          <w:b/>
+          <w:i w:val="0"/>
+          <w:sz w:val="18"/>
+        </w:rPr>
+        <w:t>26.</w:t>
+      </w:r>
+      <w:r>
+        <w:rPr>
+          <w:sz w:val="18"/>
+        </w:rPr>
+        <w:t xml:space="preserve"> Здесь (ст. 59) Говинда-дева имеет в виду рождение Вишварупы как нисшествие Вишну: «Вишну воплотился в его супруге; и он, Вишварупа (</w:t>
       </w:r>
       <w:r>
         <w:rPr>
@@ -2340,13 +2701,13 @@
           <w:i/>
           <w:sz w:val="18"/>
         </w:rPr>
-        <w:t>Samayā samudram</w:t>
-      </w:r>
-      <w:r>
-        <w:rPr>
-          <w:sz w:val="18"/>
-        </w:rPr>
-        <w:t xml:space="preserve"> — «у океана», т. е. в Нилачале (Пури), где спутники соберутся вокруг Господа.</w:t>
+        <w:t>sa ca … viśvarūpaḥ</w:t>
+      </w:r>
+      <w:r>
+        <w:rPr>
+          <w:sz w:val="18"/>
+        </w:rPr>
+        <w:t>)…» (ср. ст. 42). Санньяса Вишварупы — ЧЧ Ади 13, 15.</w:t>
       </w:r>
     </w:p>
     <w:p>
@@ -2360,13 +2721,13 @@
           <w:i w:val="0"/>
           <w:sz w:val="18"/>
         </w:rPr>
-        <w:t>19.</w:t>
-      </w:r>
-      <w:r>
-        <w:rPr>
-          <w:sz w:val="18"/>
-        </w:rPr>
-        <w:t xml:space="preserve"> Т. е. Вишну, хранитель мира, принял замысел Кришны: внешняя цель (снятие бремени Земли) будет исполнена вместе с внутренней.</w:t>
+        <w:t>27.</w:t>
+      </w:r>
+      <w:r>
+        <w:rPr>
+          <w:sz w:val="18"/>
+        </w:rPr>
+        <w:t xml:space="preserve"> ЧЧ Ади 13: в месяц магха 1406 г. Шака Господь вошёл в тела Джаганнатхи и Шачи; дом их исполнился изобилия, и Мишра и Шачи наблюдали в себе чудесные знамения.</w:t>
       </w:r>
     </w:p>
     <w:p>
@@ -2380,245 +2741,7 @@
           <w:i w:val="0"/>
           <w:sz w:val="18"/>
         </w:rPr>
-        <w:t>20.</w:t>
-      </w:r>
-      <w:r>
-        <w:rPr>
-          <w:sz w:val="18"/>
-        </w:rPr>
-        <w:t xml:space="preserve"> В издании </w:t>
-      </w:r>
-      <w:r>
-        <w:rPr>
-          <w:b w:val="0"/>
-          <w:i/>
-          <w:sz w:val="18"/>
-        </w:rPr>
-        <w:t>mārikānām</w:t>
-      </w:r>
-      <w:r>
-        <w:rPr>
-          <w:sz w:val="18"/>
-        </w:rPr>
-        <w:t xml:space="preserve"> — явная опечатка вместо </w:t>
-      </w:r>
-      <w:r>
-        <w:rPr>
-          <w:b w:val="0"/>
-          <w:i/>
-          <w:sz w:val="18"/>
-        </w:rPr>
-        <w:t>māyikānām</w:t>
-      </w:r>
-      <w:r>
-        <w:rPr>
-          <w:sz w:val="18"/>
-        </w:rPr>
-        <w:t xml:space="preserve"> («майявади», последователей учения о майе). О проповеди Адвайты до явления Господа — ЧЧ Ади 3, 13.</w:t>
-      </w:r>
-    </w:p>
-    <w:p>
-      <w:pPr>
-        <w:spacing w:after="60"/>
-        <w:ind w:left="283"/>
-      </w:pPr>
-      <w:r>
-        <w:rPr>
-          <w:b/>
-          <w:i w:val="0"/>
-          <w:sz w:val="18"/>
-        </w:rPr>
-        <w:t>21.</w:t>
-      </w:r>
-      <w:r>
-        <w:rPr>
-          <w:sz w:val="18"/>
-        </w:rPr>
-        <w:t xml:space="preserve"> В издании </w:t>
-      </w:r>
-      <w:r>
-        <w:rPr>
-          <w:b w:val="0"/>
-          <w:i/>
-          <w:sz w:val="18"/>
-        </w:rPr>
-        <w:t>sa prākṛtatvam</w:t>
-      </w:r>
-      <w:r>
-        <w:rPr>
-          <w:sz w:val="18"/>
-        </w:rPr>
-        <w:t xml:space="preserve"> («природность»), но смысл требует </w:t>
-      </w:r>
-      <w:r>
-        <w:rPr>
-          <w:b w:val="0"/>
-          <w:i/>
-          <w:sz w:val="18"/>
-        </w:rPr>
-        <w:t>aprākṛtatvam</w:t>
-      </w:r>
-      <w:r>
-        <w:rPr>
-          <w:sz w:val="18"/>
-        </w:rPr>
-        <w:t xml:space="preserve"> — «неприродность, трансцендентность»: учение о том, что игры, тело и обитель Господа не материальны — одно из основ гаудия-вайшнавского богословия (ср. Бхактисиддханта: </w:t>
-      </w:r>
-      <w:r>
-        <w:rPr>
-          <w:b w:val="0"/>
-          <w:i/>
-          <w:sz w:val="18"/>
-        </w:rPr>
-        <w:t>апракрита</w:t>
-      </w:r>
-      <w:r>
-        <w:rPr>
-          <w:sz w:val="18"/>
-        </w:rPr>
-        <w:t>). Переводим по смыслу.</w:t>
-      </w:r>
-    </w:p>
-    <w:p>
-      <w:pPr>
-        <w:spacing w:after="60"/>
-        <w:ind w:left="283"/>
-      </w:pPr>
-      <w:r>
-        <w:rPr>
-          <w:b/>
-          <w:i w:val="0"/>
-          <w:sz w:val="18"/>
-        </w:rPr>
-        <w:t>22.</w:t>
-      </w:r>
-      <w:r>
-        <w:rPr>
-          <w:sz w:val="18"/>
-        </w:rPr>
-        <w:t xml:space="preserve"> Цитата из «Маханараяна-упанишады» (</w:t>
-      </w:r>
-      <w:r>
-        <w:rPr>
-          <w:b w:val="0"/>
-          <w:i/>
-          <w:sz w:val="18"/>
-        </w:rPr>
-        <w:t>na karmaṇā na prajayā dhanena tyāgenaike amṛtatvam ānaśuḥ</w:t>
-      </w:r>
-      <w:r>
-        <w:rPr>
-          <w:sz w:val="18"/>
-        </w:rPr>
-        <w:t xml:space="preserve"> — «не делами, не потомством, не богатством — одним отречением достигли бессмертия»), обращённая здесь в довод в пользу бхакти. Слова </w:t>
-      </w:r>
-      <w:r>
-        <w:rPr>
-          <w:b w:val="0"/>
-          <w:i/>
-          <w:sz w:val="18"/>
-        </w:rPr>
-        <w:t>na sādhyayaty ādi</w:t>
-      </w:r>
-      <w:r>
-        <w:rPr>
-          <w:sz w:val="18"/>
-        </w:rPr>
-        <w:t xml:space="preserve"> искажены.</w:t>
-      </w:r>
-    </w:p>
-    <w:p>
-      <w:pPr>
-        <w:spacing w:after="60"/>
-        <w:ind w:left="283"/>
-      </w:pPr>
-      <w:r>
-        <w:rPr>
-          <w:b/>
-          <w:i w:val="0"/>
-          <w:sz w:val="18"/>
-        </w:rPr>
-        <w:t>23.</w:t>
-      </w:r>
-      <w:r>
-        <w:rPr>
-          <w:sz w:val="18"/>
-        </w:rPr>
-        <w:t xml:space="preserve"> Ср. ЧЧ Ади 3 (последние стихи): Адвайта, видя мир лишённым преданности, поклоняется шалаграме водой Ганги и листьями туласи и громко призывает Кришну. Говинда-дева прибавляет ответ Господа в сердце Адвайты (ст. 56).</w:t>
-      </w:r>
-    </w:p>
-    <w:p>
-      <w:pPr>
-        <w:spacing w:after="60"/>
-        <w:ind w:left="283"/>
-      </w:pPr>
-      <w:r>
-        <w:rPr>
-          <w:b/>
-          <w:i w:val="0"/>
-          <w:sz w:val="18"/>
-        </w:rPr>
-        <w:t>24.</w:t>
-      </w:r>
-      <w:r>
-        <w:rPr>
-          <w:sz w:val="18"/>
-        </w:rPr>
-        <w:t xml:space="preserve"> ЧЧ Ади 13: у Джаганнатхи Мишры и Шачи родились и умерли восемь дочерей; затем родился Вишварупа.</w:t>
-      </w:r>
-    </w:p>
-    <w:p>
-      <w:pPr>
-        <w:spacing w:after="60"/>
-        <w:ind w:left="283"/>
-      </w:pPr>
-      <w:r>
-        <w:rPr>
-          <w:b/>
-          <w:i w:val="0"/>
-          <w:sz w:val="18"/>
-        </w:rPr>
-        <w:t>25.</w:t>
-      </w:r>
-      <w:r>
-        <w:rPr>
-          <w:sz w:val="18"/>
-        </w:rPr>
-        <w:t xml:space="preserve"> Здесь (ст. 59) Говинда-дева, по-видимому, имеет в виду рождение Вишварупы как нисшествие Вишну (ср. ст. 42). Санньяса Вишварупы — ЧЧ Ади 13, 15.</w:t>
-      </w:r>
-    </w:p>
-    <w:p>
-      <w:pPr>
-        <w:spacing w:after="60"/>
-        <w:ind w:left="283"/>
-      </w:pPr>
-      <w:r>
-        <w:rPr>
-          <w:b/>
-          <w:i w:val="0"/>
-          <w:sz w:val="18"/>
-        </w:rPr>
-        <w:t>26.</w:t>
-      </w:r>
-      <w:r>
-        <w:rPr>
-          <w:sz w:val="18"/>
-        </w:rPr>
-        <w:t xml:space="preserve"> ЧЧ Ади 13: в месяц магха 1406 г. Шака Господь вошёл в тела Джаганнатхи и Шачи; дом их исполнился изобилия, и Мишра и Шачи наблюдали в себе чудесные знамения.</w:t>
-      </w:r>
-    </w:p>
-    <w:p>
-      <w:pPr>
-        <w:spacing w:after="60"/>
-        <w:ind w:left="283"/>
-      </w:pPr>
-      <w:r>
-        <w:rPr>
-          <w:b/>
-          <w:i w:val="0"/>
-          <w:sz w:val="18"/>
-        </w:rPr>
-        <w:t>27.</w:t>
+        <w:t>28.</w:t>
       </w:r>
       <w:r>
         <w:rPr>
@@ -2780,7 +2903,7 @@
         <w:t>5.</w:t>
       </w:r>
       <w:r>
-        <w:t xml:space="preserve"> Спустя несколько дней она ночью увидела, что её чрево сияет, как небо, и медленно поведала мужу об этом чуде, недоступном уму живущих на земле.</w:t>
+        <w:t xml:space="preserve"> Спустя несколько дней она ночью увидела небожителей, восхвалявших [дитя в её] чреве, и тихо поведала мужу об этом чуде, недоступном уму живущих на земле.</w:t>
       </w:r>
     </w:p>
     <w:p>
@@ -2900,7 +3023,7 @@
         <w:t>12.</w:t>
       </w:r>
       <w:r>
-        <w:t xml:space="preserve"> Настала титхи пхалгуна-пурнимы; луна, владыка Пхальгуни, сияла пылающими лучами; Лев [стоял на восходе], и год [эры] Шака достиг тысячи четырёхсот семи.</w:t>
+        <w:t xml:space="preserve"> Настала титхи пхалгуна-пурнимы; луна, владыка Пхальгуни, вступившая во Льва, украсила её, сияя пылающими лучами; и год [эры] Шака достиг тысячи четырёхсот семи.</w:t>
       </w:r>
       <w:r>
         <w:rPr>
@@ -3025,7 +3148,7 @@
         <w:t>18.</w:t>
       </w:r>
       <w:r>
-        <w:t xml:space="preserve"> Затем женщины, ставшие [Ему] родными, радостно вынесли [Младенца], перерезав пуповину в родильном покое; а люди во многом раздавали дары, омываясь в водах Ганги под предлогом затмения.</w:t>
+        <w:t xml:space="preserve"> Затем женщины, ставшие [Ему] родными, радостно внесли [Младенца] с перерезанной пуповиной в родильный покой; а люди во многом раздавали дары, омываясь в водах Ганги под предлогом затмения.</w:t>
       </w:r>
       <w:r>
         <w:rPr>
@@ -3129,7 +3252,7 @@
         <w:t>23.</w:t>
       </w:r>
       <w:r>
-        <w:t xml:space="preserve"> Брахманки поклонились ей, пришедшей в дом жены царя дваждырождённых, и поведали о том, что сотворила судьба; и, встревоженные, словно самки чакраваки</w:t>
+        <w:t xml:space="preserve"> Брахманки поклонились ей, супруге царя дваждырождённых, пришедшей в дом, и поведали о том, что сотворила судьба; и, встревоженные, словно самки чакраваки</w:t>
       </w:r>
       <w:r>
         <w:rPr>
@@ -3624,7 +3747,7 @@
         <w:t>49.</w:t>
       </w:r>
       <w:r>
-        <w:t xml:space="preserve"> Когда Он стал понемногу ползать по земле на коленках и ручках, в благоприятный день Он порадовал родителей, отведав мягкого риса с молоком.</w:t>
+        <w:t xml:space="preserve"> Когда Он, с двумя зубками, стал понемногу ползать по земле на коленках и ручках, в благоприятный день Он порадовал родителей, отведав мягкого риса с молоком.</w:t>
       </w:r>
     </w:p>
     <w:p>
@@ -3744,7 +3867,7 @@
         <w:t>56.</w:t>
       </w:r>
       <w:r>
-        <w:t xml:space="preserve"> отмеченную знаками: линией-колесом, флагом, ваджрой, плодом джамбу, стрекалом, лотосом, свастикой, ячменным зерном, листом, флажком, восьмиугольником, колесницей, кувшином, следом коровьего копыта, треугольником, рыбой, раковиной, баньяном, луной и луком, —</w:t>
+        <w:t xml:space="preserve"> отмеченную знаками: линией-колесом, флагом, ваджрой, плодом джамбу, стрекалом, лотосом, свастикой, ячменным зерном, зонтом, флажком, восьмиугольником, колесницей, тканью (?), следом коровьего копыта, треугольником, рыбой, раковиной, баньяном, луной и луком, —</w:t>
       </w:r>
     </w:p>
     <w:p>
@@ -3800,7 +3923,7 @@
         <w:t>59.</w:t>
       </w:r>
       <w:r>
-        <w:t xml:space="preserve"> Увидев в членах Младенца тонкость в пяти, долготу и алость в семи, возвышенность в шести, глубину, краткость и ширину в трёх, [он сказал]:</w:t>
+        <w:t xml:space="preserve"> Увидев в членах Младенца тонкость и долготу в пяти, алость в семи, возвышенность в шести, глубину, краткость и ширину в трёх, [он сказал]:</w:t>
       </w:r>
       <w:r>
         <w:rPr>
@@ -3824,7 +3947,7 @@
         <w:t>60.</w:t>
       </w:r>
       <w:r>
-        <w:t xml:space="preserve"> «Поэтому родившийся Хари — великая личность (</w:t>
+        <w:t xml:space="preserve"> «Поэтому Он — великая личность (</w:t>
       </w:r>
       <w:r>
         <w:rPr>
@@ -3834,7 +3957,7 @@
         <w:t>махапуруша</w:t>
       </w:r>
       <w:r>
-        <w:t>); нет для вас иного избавителя от страданий мира. Служите Его лотосным стопам с несомневающимся сердцем — Он ваше сокровище здесь».</w:t>
+        <w:t>): это родился Сам Хари; нет для вас иного избавителя от страданий мира. Служите Его лотосным стопам с несомневающимся сердцем — Он ваше сокровище здесь».</w:t>
       </w:r>
     </w:p>
     <w:p>
@@ -3961,13 +4084,133 @@
           <w:i/>
           <w:sz w:val="18"/>
         </w:rPr>
-        <w:t>abdhi</w:t>
-      </w:r>
-      <w:r>
-        <w:rPr>
-          <w:sz w:val="18"/>
-        </w:rPr>
-        <w:t xml:space="preserve"> «океан» = 7 (семь океанов), </w:t>
+        <w:t>abdhy-adhikaṃ jagac-chatam</w:t>
+      </w:r>
+      <w:r>
+        <w:rPr>
+          <w:sz w:val="18"/>
+        </w:rPr>
+        <w:t xml:space="preserve"> — «сотни „миров“ [14] с прибавкой „океанов“ [7]», т. е. 1407 г. Шака (февраль 1486 г. н. э.). Луна в пурва-пхальгуни находится в знаке Льва. ЧЧ Ади 13: Господь явился в 1407 г. Шака, в пхалгуна-пурниму, вечером, в сингха-лагну (знак Льва).</w:t>
+      </w:r>
+    </w:p>
+    <w:p>
+      <w:pPr>
+        <w:spacing w:after="60"/>
+        <w:ind w:left="283"/>
+      </w:pPr>
+      <w:r>
+        <w:rPr>
+          <w:b/>
+          <w:i w:val="0"/>
+          <w:sz w:val="18"/>
+        </w:rPr>
+        <w:t>4.</w:t>
+      </w:r>
+      <w:r>
+        <w:rPr>
+          <w:sz w:val="18"/>
+        </w:rPr>
+        <w:t xml:space="preserve"> Рождение во время лунного затмения — ЧЧ Ади 13: Раху поглотил луну, и при затмении все люди громко пели «Хари! Хари!». Поэт обыгрывает: увидев новую, безупречную Луну (Гауру), тьма от стыда поглотила старую луну с пятнами.</w:t>
+      </w:r>
+    </w:p>
+    <w:p>
+      <w:pPr>
+        <w:spacing w:after="60"/>
+        <w:ind w:left="283"/>
+      </w:pPr>
+      <w:r>
+        <w:rPr>
+          <w:b/>
+          <w:i w:val="0"/>
+          <w:sz w:val="18"/>
+        </w:rPr>
+        <w:t>5.</w:t>
+      </w:r>
+      <w:r>
+        <w:rPr>
+          <w:sz w:val="18"/>
+        </w:rPr>
+        <w:t xml:space="preserve"> ЧЧ Ади 13: во время затмения люди омывались в Ганге и раздавали милостыню, воспевая имена Хари.</w:t>
+      </w:r>
+    </w:p>
+    <w:p>
+      <w:pPr>
+        <w:spacing w:after="60"/>
+        <w:ind w:left="283"/>
+      </w:pPr>
+      <w:r>
+        <w:rPr>
+          <w:b/>
+          <w:i w:val="0"/>
+          <w:sz w:val="18"/>
+        </w:rPr>
+        <w:t>6.</w:t>
+      </w:r>
+      <w:r>
+        <w:rPr>
+          <w:sz w:val="18"/>
+        </w:rPr>
+        <w:t xml:space="preserve"> Начало рассказа, которого нет в ЧЧ: Младенец не берёт грудь, пока Шачи не получит мантру от Адвайты (ст. 19–32). Это та самая «легенда о посвящении Шачи Адвайтой», которую исследователи называют главным самостоятельным добавлением Говинды-девы. Близкий рассказ есть в «Адвайта-пракаше», где Адвайта посвящает Мишру и Шачи.</w:t>
+      </w:r>
+    </w:p>
+    <w:p>
+      <w:pPr>
+        <w:spacing w:after="60"/>
+        <w:ind w:left="283"/>
+      </w:pPr>
+      <w:r>
+        <w:rPr>
+          <w:b/>
+          <w:i w:val="0"/>
+          <w:sz w:val="18"/>
+        </w:rPr>
+        <w:t>7.</w:t>
+      </w:r>
+      <w:r>
+        <w:rPr>
+          <w:sz w:val="18"/>
+        </w:rPr>
+        <w:t xml:space="preserve"> ЧЧ Ади 13 рассказывает о приходе Ситы Тхакурани с дарами к новорождённому (без Адвайты); у Говинды-девы Сита приходит первой, Адвайта — следом, на третий день.</w:t>
+      </w:r>
+    </w:p>
+    <w:p>
+      <w:pPr>
+        <w:spacing w:after="60"/>
+        <w:ind w:left="283"/>
+      </w:pPr>
+      <w:r>
+        <w:rPr>
+          <w:b/>
+          <w:i w:val="0"/>
+          <w:sz w:val="18"/>
+        </w:rPr>
+        <w:t>8.</w:t>
+      </w:r>
+      <w:r>
+        <w:rPr>
+          <w:sz w:val="18"/>
+        </w:rPr>
+        <w:t xml:space="preserve"> Самки чакраваки, по поэтическому поверью, проводят ночь в разлуке с супругом и тоскуют до рассвета.</w:t>
+      </w:r>
+    </w:p>
+    <w:p>
+      <w:pPr>
+        <w:spacing w:after="60"/>
+        <w:ind w:left="283"/>
+      </w:pPr>
+      <w:r>
+        <w:rPr>
+          <w:b/>
+          <w:i w:val="0"/>
+          <w:sz w:val="18"/>
+        </w:rPr>
+        <w:t>9.</w:t>
+      </w:r>
+      <w:r>
+        <w:rPr>
+          <w:sz w:val="18"/>
+        </w:rPr>
+        <w:t xml:space="preserve"> Говинда-дева вкладывает в уста Младенца наставление о необходимости посвящения (</w:t>
       </w:r>
       <w:r>
         <w:rPr>
@@ -3975,13 +4218,13 @@
           <w:i/>
           <w:sz w:val="18"/>
         </w:rPr>
-        <w:t>jagat-śata</w:t>
-      </w:r>
-      <w:r>
-        <w:rPr>
-          <w:sz w:val="18"/>
-        </w:rPr>
-        <w:t xml:space="preserve"> «мир [-сотня]» = 1400 — т. е. 1407 г. Шака (февраль 1486 г. н. э.). ЧЧ Ади 13: Господь явился в 1407 г. Шака, в пхалгуна-пурниму, вечером, в сингха-лагну (знак Льва).</w:t>
+        <w:t>дикши</w:t>
+      </w:r>
+      <w:r>
+        <w:rPr>
+          <w:sz w:val="18"/>
+        </w:rPr>
+        <w:t>): без него тело и пища не очищаются. Здесь эта мысль принимает вид игры: по гаудия-вайшнавскому учению Шачи — вечная спутница Господа (Яшода во Врадже, см. ст. 1.41), и нечистоты в ней нет; Господь устраивает это ради наставления миру. Важность дикши Бхактисиддханта подчёркивает постоянно, приводя слова «Хари-бхакти-виласы» (2.12): как бронза от алхимии становится золотом, так человек от посвящения становится дваждырождённым.</w:t>
       </w:r>
     </w:p>
     <w:p>
@@ -3995,13 +4238,41 @@
           <w:i w:val="0"/>
           <w:sz w:val="18"/>
         </w:rPr>
-        <w:t>4.</w:t>
-      </w:r>
-      <w:r>
-        <w:rPr>
-          <w:sz w:val="18"/>
-        </w:rPr>
-        <w:t xml:space="preserve"> Рождение во время лунного затмения — ЧЧ Ади 13: Раху поглотил луну, и при затмении все люди громко пели «Хари! Хари!». Поэт обыгрывает: увидев новую, безупречную Луну (Гауру), тьма от стыда поглотила старую луну с пятнами.</w:t>
+        <w:t>10.</w:t>
+      </w:r>
+      <w:r>
+        <w:rPr>
+          <w:sz w:val="18"/>
+        </w:rPr>
+        <w:t xml:space="preserve"> </w:t>
+      </w:r>
+      <w:r>
+        <w:rPr>
+          <w:b w:val="0"/>
+          <w:i/>
+          <w:sz w:val="18"/>
+        </w:rPr>
+        <w:t>Yavanān apītavān</w:t>
+      </w:r>
+      <w:r>
+        <w:rPr>
+          <w:sz w:val="18"/>
+        </w:rPr>
+        <w:t xml:space="preserve"> — так напечатано (сверено по скану), по-видимому, опечатка; понимаем </w:t>
+      </w:r>
+      <w:r>
+        <w:rPr>
+          <w:b w:val="0"/>
+          <w:i/>
+          <w:sz w:val="18"/>
+        </w:rPr>
+        <w:t>yavanān api</w:t>
+      </w:r>
+      <w:r>
+        <w:rPr>
+          <w:sz w:val="18"/>
+        </w:rPr>
+        <w:t xml:space="preserve"> — «даже яванов» (мусульман). Ср. ЧЧ Ади 13: при рождении Господа даже мусульмане, глядя на индусов, в шутку повторяли имя Хари.</w:t>
       </w:r>
     </w:p>
     <w:p>
@@ -4015,13 +4286,13 @@
           <w:i w:val="0"/>
           <w:sz w:val="18"/>
         </w:rPr>
-        <w:t>5.</w:t>
-      </w:r>
-      <w:r>
-        <w:rPr>
-          <w:sz w:val="18"/>
-        </w:rPr>
-        <w:t xml:space="preserve"> ЧЧ Ади 13: во время затмения люди омывались в Ганге и раздавали милостыню, воспевая имена Хари.</w:t>
+        <w:t>11.</w:t>
+      </w:r>
+      <w:r>
+        <w:rPr>
+          <w:sz w:val="18"/>
+        </w:rPr>
+        <w:t xml:space="preserve"> ЧЧ Ади 13: богини — жёны небожителей — пришли в облике брахманских жён и, никем не узнанные, видели Младенца. Хаймавати — Парвати; Шачи здесь — супруга Индры.</w:t>
       </w:r>
     </w:p>
     <w:p>
@@ -4035,13 +4306,27 @@
           <w:i w:val="0"/>
           <w:sz w:val="18"/>
         </w:rPr>
-        <w:t>6.</w:t>
-      </w:r>
-      <w:r>
-        <w:rPr>
-          <w:sz w:val="18"/>
-        </w:rPr>
-        <w:t xml:space="preserve"> Начало рассказа, которого нет в ЧЧ: Младенец не берёт грудь, пока Шачи не получит мантру от Адвайты (ст. 19–32). Это та самая «легенда о посвящении Шачи Адвайтой», которую исследователи называют главным самостоятельным добавлением Говинды-девы. Близкий рассказ есть в «Адвайта-пракаше» (гл. 10), где Адвайта посвящает Мишру и Шачи.</w:t>
+        <w:t>12.</w:t>
+      </w:r>
+      <w:r>
+        <w:rPr>
+          <w:sz w:val="18"/>
+        </w:rPr>
+        <w:t xml:space="preserve"> Объяснение имён и заглавия поэмы. Наречение имени Вишвамбхара — ЧЧ Ади 14 (по ЧЧ имя Кришна Чайтанья дано при санньясе, ср. 1.42). Связь «Гаура» и «Кришна» как обозначений одного предмета (грамм. </w:t>
+      </w:r>
+      <w:r>
+        <w:rPr>
+          <w:b w:val="0"/>
+          <w:i/>
+          <w:sz w:val="18"/>
+        </w:rPr>
+        <w:t>саманадхикаранья</w:t>
+      </w:r>
+      <w:r>
+        <w:rPr>
+          <w:sz w:val="18"/>
+        </w:rPr>
+        <w:t>) — это и есть «Гаура-Кришна» заглавия поэмы.</w:t>
       </w:r>
     </w:p>
     <w:p>
@@ -4055,13 +4340,13 @@
           <w:i w:val="0"/>
           <w:sz w:val="18"/>
         </w:rPr>
-        <w:t>7.</w:t>
-      </w:r>
-      <w:r>
-        <w:rPr>
-          <w:sz w:val="18"/>
-        </w:rPr>
-        <w:t xml:space="preserve"> ЧЧ Ади 13 рассказывает о приходе Ситы Тхакурани с дарами к новорождённому (без Адвайты); у Говинды-девы Сита приходит первой, Адвайта — следом, на третий день.</w:t>
+        <w:t>13.</w:t>
+      </w:r>
+      <w:r>
+        <w:rPr>
+          <w:sz w:val="18"/>
+        </w:rPr>
+        <w:t xml:space="preserve"> ЧЧ Ади 14: в доме нашли следы маленьких стоп со знаками флага, ваджры, раковины, колеса и рыбы; Джаганнатха и Шачи решили, что в доме ходит Бала-Гопала (их Божество), а потом увидели те же знаки на стопах сына.</w:t>
       </w:r>
     </w:p>
     <w:p>
@@ -4075,13 +4360,97 @@
           <w:i w:val="0"/>
           <w:sz w:val="18"/>
         </w:rPr>
-        <w:t>8.</w:t>
-      </w:r>
-      <w:r>
-        <w:rPr>
-          <w:sz w:val="18"/>
-        </w:rPr>
-        <w:t xml:space="preserve"> Самки чакраваки, по поэтическому поверью, проводят ночь в разлуке с супругом и тоскуют до рассвета.</w:t>
+        <w:t>14.</w:t>
+      </w:r>
+      <w:r>
+        <w:rPr>
+          <w:sz w:val="18"/>
+        </w:rPr>
+        <w:t xml:space="preserve"> Перечень знаков (ст. 56) сверен по скану: </w:t>
+      </w:r>
+      <w:r>
+        <w:rPr>
+          <w:b w:val="0"/>
+          <w:i/>
+          <w:sz w:val="18"/>
+        </w:rPr>
+        <w:t>rathāṅga-rekhā-dhvaja-vajra-jāmbava-aṅkuśa-ambuja-svasti-yava-[ā]tapatrakaiḥ / patākikā-aṣṭāsra-ratha-vastra-goṣpada-trikoṇa-mīna-abja-vaṭa-indu-kārmukaiḥ</w:t>
+      </w:r>
+      <w:r>
+        <w:rPr>
+          <w:sz w:val="18"/>
+        </w:rPr>
+        <w:t xml:space="preserve">. </w:t>
+      </w:r>
+      <w:r>
+        <w:rPr>
+          <w:b w:val="0"/>
+          <w:i/>
+          <w:sz w:val="18"/>
+        </w:rPr>
+        <w:t>Ātapatra</w:t>
+      </w:r>
+      <w:r>
+        <w:rPr>
+          <w:sz w:val="18"/>
+        </w:rPr>
+        <w:t xml:space="preserve"> — зонт (в печати </w:t>
+      </w:r>
+      <w:r>
+        <w:rPr>
+          <w:b w:val="0"/>
+          <w:i/>
+          <w:sz w:val="18"/>
+        </w:rPr>
+        <w:t>yavatapatra</w:t>
+      </w:r>
+      <w:r>
+        <w:rPr>
+          <w:sz w:val="18"/>
+        </w:rPr>
+        <w:t xml:space="preserve">); </w:t>
+      </w:r>
+      <w:r>
+        <w:rPr>
+          <w:b w:val="0"/>
+          <w:i/>
+          <w:sz w:val="18"/>
+        </w:rPr>
+        <w:t>abja</w:t>
+      </w:r>
+      <w:r>
+        <w:rPr>
+          <w:sz w:val="18"/>
+        </w:rPr>
+        <w:t xml:space="preserve"> после рыбы понимаем как раковину (лотос уже назван); </w:t>
+      </w:r>
+      <w:r>
+        <w:rPr>
+          <w:b w:val="0"/>
+          <w:i/>
+          <w:sz w:val="18"/>
+        </w:rPr>
+        <w:t>vastra</w:t>
+      </w:r>
+      <w:r>
+        <w:rPr>
+          <w:sz w:val="18"/>
+        </w:rPr>
+        <w:t xml:space="preserve"> («ткань, одежда») в обычных списках знаков на стопах Кришны нет — возможно, опечатка (на месте кувшина, </w:t>
+      </w:r>
+      <w:r>
+        <w:rPr>
+          <w:b w:val="0"/>
+          <w:i/>
+          <w:sz w:val="18"/>
+        </w:rPr>
+        <w:t>kalaśa</w:t>
+      </w:r>
+      <w:r>
+        <w:rPr>
+          <w:sz w:val="18"/>
+        </w:rPr>
+        <w:t>?), переводим как напечатано. Сравнение стопы с «клеткой» для «птиц-глаз»: взгляд, раз попав в неё, уже не может вылететь.</w:t>
       </w:r>
     </w:p>
     <w:p>
@@ -4095,13 +4464,13 @@
           <w:i w:val="0"/>
           <w:sz w:val="18"/>
         </w:rPr>
-        <w:t>9.</w:t>
-      </w:r>
-      <w:r>
-        <w:rPr>
-          <w:sz w:val="18"/>
-        </w:rPr>
-        <w:t xml:space="preserve"> Говинда-дева вкладывает в уста Младенца наставление о необходимости посвящения (</w:t>
+        <w:t>15.</w:t>
+      </w:r>
+      <w:r>
+        <w:rPr>
+          <w:sz w:val="18"/>
+        </w:rPr>
+        <w:t xml:space="preserve"> Тридцать два признака махапуруши — ЧЧ Ади 14.15 приводит ту же шлоку («пять длинных, пять тонких, семь алых, шесть высоких, три коротких, три широких, три глубоких»). Говинда-дева перечисляет те же признаки в том же счёте (</w:t>
       </w:r>
       <w:r>
         <w:rPr>
@@ -4109,175 +4478,13 @@
           <w:i/>
           <w:sz w:val="18"/>
         </w:rPr>
-        <w:t>дикши</w:t>
-      </w:r>
-      <w:r>
-        <w:rPr>
-          <w:sz w:val="18"/>
-        </w:rPr>
-        <w:t>): без него тело и пища не очищаются. Здесь эта мысль принимает вид игры: по гаудия-вайшнавскому учению Шачи — вечная спутница Господа (Яшода во Врадже, см. ст. 1.41), и нечистоты в ней нет; Господь устраивает это ради наставления миру. Важность дикши Бхактисиддханта подчёркивает постоянно, приводя слова «Хари-бхакти-виласы» (2.12): как бронза от алхимии становится золотом, так человек от посвящения становится дваждырождённым.</w:t>
-      </w:r>
-    </w:p>
-    <w:p>
-      <w:pPr>
-        <w:spacing w:after="60"/>
-        <w:ind w:left="283"/>
-      </w:pPr>
-      <w:r>
-        <w:rPr>
-          <w:b/>
-          <w:i w:val="0"/>
-          <w:sz w:val="18"/>
-        </w:rPr>
-        <w:t>10.</w:t>
-      </w:r>
-      <w:r>
-        <w:rPr>
-          <w:sz w:val="18"/>
-        </w:rPr>
-        <w:t xml:space="preserve"> </w:t>
-      </w:r>
-      <w:r>
-        <w:rPr>
-          <w:b w:val="0"/>
-          <w:i/>
-          <w:sz w:val="18"/>
-        </w:rPr>
-        <w:t>Yavanān apītavān</w:t>
-      </w:r>
-      <w:r>
-        <w:rPr>
-          <w:sz w:val="18"/>
-        </w:rPr>
-        <w:t xml:space="preserve"> — по-видимому, искажено; понимаем </w:t>
-      </w:r>
-      <w:r>
-        <w:rPr>
-          <w:b w:val="0"/>
-          <w:i/>
-          <w:sz w:val="18"/>
-        </w:rPr>
-        <w:t>yavanān api</w:t>
-      </w:r>
-      <w:r>
-        <w:rPr>
-          <w:sz w:val="18"/>
-        </w:rPr>
-        <w:t xml:space="preserve"> — «даже яванов» (мусульман). Ср. ЧЧ Ади 13: при рождении Господа даже мусульмане, глядя на индусов, в шутку повторяли имя Хари.</w:t>
-      </w:r>
-    </w:p>
-    <w:p>
-      <w:pPr>
-        <w:spacing w:after="60"/>
-        <w:ind w:left="283"/>
-      </w:pPr>
-      <w:r>
-        <w:rPr>
-          <w:b/>
-          <w:i w:val="0"/>
-          <w:sz w:val="18"/>
-        </w:rPr>
-        <w:t>11.</w:t>
-      </w:r>
-      <w:r>
-        <w:rPr>
-          <w:sz w:val="18"/>
-        </w:rPr>
-        <w:t xml:space="preserve"> ЧЧ Ади 13: богини — жёны небожителей — пришли в облике брахманских жён и, никем не узнанные, видели Младенца. Хаймавати — Парвати; Шачи здесь — супруга Индры.</w:t>
-      </w:r>
-    </w:p>
-    <w:p>
-      <w:pPr>
-        <w:spacing w:after="60"/>
-        <w:ind w:left="283"/>
-      </w:pPr>
-      <w:r>
-        <w:rPr>
-          <w:b/>
-          <w:i w:val="0"/>
-          <w:sz w:val="18"/>
-        </w:rPr>
-        <w:t>12.</w:t>
-      </w:r>
-      <w:r>
-        <w:rPr>
-          <w:sz w:val="18"/>
-        </w:rPr>
-        <w:t xml:space="preserve"> Объяснение имён и заглавия поэмы. Наречение имени Вишвамбхара — ЧЧ Ади 14 (по ЧЧ имя Кришна Чайтанья дано при санньясе, ср. 1.42). Связь «Гаура» и «Кришна» как обозначений одного предмета (грамм. </w:t>
-      </w:r>
-      <w:r>
-        <w:rPr>
-          <w:b w:val="0"/>
-          <w:i/>
-          <w:sz w:val="18"/>
-        </w:rPr>
-        <w:t>саманадхикаранья</w:t>
-      </w:r>
-      <w:r>
-        <w:rPr>
-          <w:sz w:val="18"/>
-        </w:rPr>
-        <w:t>) — это и есть «Гаура-Кришна» заглавия поэмы.</w:t>
-      </w:r>
-    </w:p>
-    <w:p>
-      <w:pPr>
-        <w:spacing w:after="60"/>
-        <w:ind w:left="283"/>
-      </w:pPr>
-      <w:r>
-        <w:rPr>
-          <w:b/>
-          <w:i w:val="0"/>
-          <w:sz w:val="18"/>
-        </w:rPr>
-        <w:t>13.</w:t>
-      </w:r>
-      <w:r>
-        <w:rPr>
-          <w:sz w:val="18"/>
-        </w:rPr>
-        <w:t xml:space="preserve"> ЧЧ Ади 14: в доме нашли следы маленьких стоп со знаками флага, ваджры, раковины, колеса и рыбы; Джаганнатха и Шачи решили, что в доме ходит Бала-Гопала (их Божество), а потом увидели те же знаки на стопах сына.</w:t>
-      </w:r>
-    </w:p>
-    <w:p>
-      <w:pPr>
-        <w:spacing w:after="60"/>
-        <w:ind w:left="283"/>
-      </w:pPr>
-      <w:r>
-        <w:rPr>
-          <w:b/>
-          <w:i w:val="0"/>
-          <w:sz w:val="18"/>
-        </w:rPr>
-        <w:t>14.</w:t>
-      </w:r>
-      <w:r>
-        <w:rPr>
-          <w:sz w:val="18"/>
-        </w:rPr>
-        <w:t xml:space="preserve"> Перечень знаков на стопе Господа (ст. 56) в OCR и печати частично неясен; переводим по обычному списку знаков на стопах Кришны. Сравнение стопы с «клеткой» для «птиц-глаз»: взгляд, раз попав в неё, уже не может вылететь.</w:t>
-      </w:r>
-    </w:p>
-    <w:p>
-      <w:pPr>
-        <w:spacing w:after="60"/>
-        <w:ind w:left="283"/>
-      </w:pPr>
-      <w:r>
-        <w:rPr>
-          <w:b/>
-          <w:i w:val="0"/>
-          <w:sz w:val="18"/>
-        </w:rPr>
-        <w:t>15.</w:t>
-      </w:r>
-      <w:r>
-        <w:rPr>
-          <w:sz w:val="18"/>
-        </w:rPr>
-        <w:t xml:space="preserve"> Тридцать два признака махапуруши — ЧЧ Ади 14.15 приводит ту же шлоку («пять длинных, пять тонких, семь алых, шесть высоких, три коротких, три широких, три глубоких»). Пересчёт у Говинды-девы немного иной (печать тут, вероятно, испорчена).</w:t>
+        <w:t>pañcasu sūkṣmatā tathā sudīrghatā</w:t>
+      </w:r>
+      <w:r>
+        <w:rPr>
+          <w:sz w:val="18"/>
+        </w:rPr>
+        <w:t xml:space="preserve"> — «в пяти тонкость и так же долгота»).</w:t>
       </w:r>
     </w:p>
     <w:p>
@@ -4349,7 +4556,7 @@
         <w:t>2.</w:t>
       </w:r>
       <w:r>
-        <w:t xml:space="preserve"> Если сын Мишры плакал и Его не могла утешить никакая игрушка, женщины начинали петь имена Хари — и Он переставал плакать.</w:t>
+        <w:t xml:space="preserve"> Если сын Мишры плакал и Его не могла утешить никакая игрушка, женщины начинали петь имена Хари — и Он пускался в пляс и переставал плакать.</w:t>
       </w:r>
       <w:r>
         <w:rPr>
@@ -4919,7 +5126,7 @@
         <w:t>34.</w:t>
       </w:r>
       <w:r>
-        <w:t xml:space="preserve"> Тогда Господь, протирая глаза кулачками, [ударил] мать; а женщины, подхватив её, в шутку закричали: «Ой, её убили!»</w:t>
+        <w:t xml:space="preserve"> Тогда Господь, протирая глаза кулачками, ударил мать мягкой ножкой; а женщины, подхватив её, в шутку закричали: «Ой, её убили!»</w:t>
       </w:r>
     </w:p>
     <w:p>
@@ -5311,7 +5518,7 @@
         <w:t>57.</w:t>
       </w:r>
       <w:r>
-        <w:t xml:space="preserve"> Весь этот видимый мир состоит из Меня; рассуди же истинно: он не таков, каким кажется. Здесь деятельность Самого [Атмана] предстаёт как превращение, подобно волшебству.</w:t>
+        <w:t xml:space="preserve"> Весь этот видимый мир состоит из Меня; рассуди же по истине: он не истинен. Здесь деятельность Самого [Атмана] предстаёт как превращение, подобно волшебству.</w:t>
       </w:r>
     </w:p>
     <w:p>
@@ -5364,7 +5571,7 @@
         <w:t>59.</w:t>
       </w:r>
       <w:r>
-        <w:t xml:space="preserve"> Услышав эти слова ребёнка, полные истины, она в изумлении успокоилась. А Хари, изображая детский испуг, снова заговорил как бы по детскому озорству.</w:t>
+        <w:t xml:space="preserve"> Услышав эти слова ребёнка, полные истины, она в изумлении успокоилась. А Хари, являя Себя ребёнком, снова заговорил под видом детского озорства.</w:t>
       </w:r>
     </w:p>
     <w:p>
@@ -5380,7 +5587,7 @@
         <w:t>60.</w:t>
       </w:r>
       <w:r>
-        <w:t xml:space="preserve"> Однажды отец, хотя и нежно любивший сына, бранил Его за сильные шалости и наставлял строгими словами; а ночью оба [родителя] долго спали.</w:t>
+        <w:t xml:space="preserve"> Однажды отец, хотя и нежно любивший сына, бранил Его за сильные шалости и наставлял мягкими словами; а ночью оба [родителя] долго спали.</w:t>
       </w:r>
     </w:p>
     <w:p>
@@ -5774,7 +5981,21 @@
         <w:rPr>
           <w:sz w:val="18"/>
         </w:rPr>
-        <w:t xml:space="preserve"> ЧЧ Ади 14: Господь сел на выброшенные горшки, а на упрёк матери ответил, что нет ни чистого, ни нечистого — всё едино (речь в духе учения о недвойственности); Шачи в ответ объяснила правила чистоты. По Бхактисиддханте, такие слова Младенца — игра, а не Его учение: позднее Господь сам опровергает майявади (Мадхья 6, 25). У Говинды-девы в ст. 57 «мир не таков, каким кажется» нельзя понимать как отрицание реальности мира; ср. учение ЧЧ о мире как реальном, но преходящем проявлении внешней энергии Господа.</w:t>
+        <w:t xml:space="preserve"> ЧЧ Ади 14: Господь сел на выброшенные горшки, а на упрёк матери ответил, что нет ни чистого, ни нечистого — всё едино (речь в духе учения о недвойственности); Шачи в ответ объяснила правила чистоты. По Бхактисиддханте, такие слова Младенца — игра, а не Его учение: позднее Господь сам опровергает майявади (Мадхья 6, 25). У Говинды-девы слова ст. 57 «он не истинен» (</w:t>
+      </w:r>
+      <w:r>
+        <w:rPr>
+          <w:b w:val="0"/>
+          <w:i/>
+          <w:sz w:val="18"/>
+        </w:rPr>
+        <w:t>tan na satyam</w:t>
+      </w:r>
+      <w:r>
+        <w:rPr>
+          <w:sz w:val="18"/>
+        </w:rPr>
+        <w:t>) переведены дословно; автор называет речь ребёнка «полной истины» (ст. 59). Истинно в ней то, что Господь всепроникающ и незапятнан (ст. 58); но мысль о неистинности мира расходится с учением ЧЧ и Бхактисиддханты, по которому мир — реальное, хотя и преходящее проявление внешней энергии Господа, а не обман. В ЧЧ эти слова Господа — игра, за которой следует наставление матери.</w:t>
       </w:r>
     </w:p>
     <w:p>
@@ -5814,7 +6035,21 @@
         <w:rPr>
           <w:sz w:val="18"/>
         </w:rPr>
-        <w:t xml:space="preserve"> Половина шлоки, напечатанная после колофонной строфы; начало, видимо, утрачено.</w:t>
+        <w:t xml:space="preserve"> Полушлока (</w:t>
+      </w:r>
+      <w:r>
+        <w:rPr>
+          <w:b w:val="0"/>
+          <w:i/>
+          <w:sz w:val="18"/>
+        </w:rPr>
+        <w:t>śrī-gaurāṅga-pada-dvandvaṃ dhyāyatāṃ bhava-muktaye</w:t>
+      </w:r>
+      <w:r>
+        <w:rPr>
+          <w:sz w:val="18"/>
+        </w:rPr>
+        <w:t>), напечатанная после колофонной строфы как отдельный ст. 72 (сверено по скану); первой половины в издании нет.</w:t>
       </w:r>
     </w:p>
     <w:p>
@@ -5902,7 +6137,7 @@
         <w:t>3.</w:t>
       </w:r>
       <w:r>
-        <w:t xml:space="preserve"> Царь дваждырождённых на земле [Мишра] совершил упанаяну своего сына сладчайшего облика и великой славы, достигшего середины отрочества, — в пятое время года, после сезона дождей, с непревзойдёнными обрядами и празднествами с раздачей милостыни бедным.</w:t>
+        <w:t xml:space="preserve"> Царь дваждырождённых на земле [Мишра] совершил упанаяну своего сына сладчайшего облика и великой славы, достигшего середины отрочества, — в пятое время года, [считая] от сезона дождей, с непревзойдёнными обрядами и празднествами с раздачей милостыни бедным.</w:t>
       </w:r>
       <w:r>
         <w:rPr>
@@ -6219,7 +6454,7 @@
         <w:t>20.</w:t>
       </w:r>
       <w:r>
-        <w:t xml:space="preserve"> Когда прелестный сын, оставивший всё иное, так сказал, они, любимые родными, вновь обрели радость; и Господь, пленяя прелестью, в полной красе отрочества, посвятил Себя служению стопам родителей.</w:t>
+        <w:t xml:space="preserve"> Когда прелестный сын, отбросив скорбь, так сказал, они, любимые родными, вновь обрели радость; и Господь, пленяя прелестью, в полной красе отрочества, посвятил Себя служению стопам родителей.</w:t>
       </w:r>
     </w:p>
     <w:p>
@@ -6395,7 +6630,7 @@
         <w:t>30.</w:t>
       </w:r>
       <w:r>
-        <w:t xml:space="preserve"> Затем, чтобы показать, что подобает сыну, Владыка мира, играя, совершил все обряды по отцу; а [отец] — обитель всего, вечно исполненный желаний, — сияет как вечно освобождённый, ибо он — отец Хари.</w:t>
+        <w:t xml:space="preserve"> Затем, чтобы показать, что подобает сыну, Владыка мира, играя, совершил все обряды по отцу. Он — обитель всего, чьи желания вечно исполнены; а тот [отец], как отец Хари, сияет вечно освобождённым.</w:t>
       </w:r>
       <w:r>
         <w:rPr>
@@ -6490,7 +6725,7 @@
         <w:t>34.</w:t>
       </w:r>
       <w:r>
-        <w:t xml:space="preserve"> Перед свадьбой, под громкие звуки труб, благословения брахманов, пляски, пение и прочее, Гаурачандра с лучшими из Своего рода и горожанами отправился в город тестя.</w:t>
+        <w:t xml:space="preserve"> Перед свадьбой, под громкие звуки труб, благословения брахманов, пляски, пение и прочее, Гаурачандра с лучшими из Своего рода, восседавшими на дивных паланкинах, и с горожанами отправился в город тестя.</w:t>
       </w:r>
     </w:p>
     <w:p>
@@ -6570,7 +6805,7 @@
         <w:t>39.</w:t>
       </w:r>
       <w:r>
-        <w:t xml:space="preserve"> Ночь, прекрасная лунным светом, желанная для влюблённых, унявшая дневной жар, озарённая множеством светильников, наполненная звонкими песнями, —</w:t>
+        <w:t xml:space="preserve"> Ночь, прекрасная лунным светом, желанная для влюблённых, унявшая дневной жар, озарённая множеством светильников, громкими ласковыми песнями Камы искореняющая обиды, —</w:t>
       </w:r>
     </w:p>
     <w:p>
@@ -6650,7 +6885,7 @@
         <w:t>44.</w:t>
       </w:r>
       <w:r>
-        <w:t xml:space="preserve"> [Он вошёл] в город — с высокими башнями, касающимися облаков, окружённый стенами, с богатыми рынками, с внутренними покоями, полными знатных жён, с пределами, омываемыми волнами небесной реки.</w:t>
+        <w:t xml:space="preserve"> [Она] вошла в город — с высокими башнями, касающимися облаков, окружённый стенами, с богатыми рынками, с внутренними покоями, полными знатных жён, с пределами, омываемыми волнами небесной реки.</w:t>
       </w:r>
     </w:p>
     <w:p>
@@ -6690,7 +6925,7 @@
         <w:t>46.</w:t>
       </w:r>
       <w:r>
-        <w:t xml:space="preserve"> Так, когда у Хари, благородного делами, обретшего жену, постепенно подходило к концу отрочество с его яростным блеском, взошла луна юности — прекрасная, бездонно пленительная, сводящая с ума людей, оживляющая новое искусство изящных движений.</w:t>
+        <w:t xml:space="preserve"> Так, когда у Хари, благородного делами, обретшего жену, постепенно подходило к концу отрочество с его яростным блеском, — на небе Его тела взошла луна юности — прекрасная, бездонно пленительная, сводящая с ума людей, оживляющая новое искусство изящных движений.</w:t>
       </w:r>
     </w:p>
     <w:p>
@@ -6706,7 +6941,7 @@
         <w:t>47.</w:t>
       </w:r>
       <w:r>
-        <w:t xml:space="preserve"> Его стопы [похитили красоту] у красного лотоса, колени — у [тех и других], бёдра — у стволов банана и у столбов для привязи слонов, бока — у пары тыкв, талия — у льва, пупок — у водоворота, грудь — у дверей, руки — у хоботов царей слонов, шея — у раковины,</w:t>
+        <w:t xml:space="preserve"> Его стопы [похитили красоту] у красного лотоса, колени — у пары [стволов банана (?)], бёдра — у столба для привязи слона, широкие чресла — у пары тыкв, талия — у льва, пупок — у водоворота, грудь — у дверей, руки — у хоботов царей слонов, шея — у раковины,</w:t>
       </w:r>
     </w:p>
     <w:p>
@@ -6830,7 +7065,21 @@
         <w:rPr>
           <w:sz w:val="18"/>
         </w:rPr>
-        <w:t>) и упанаяна — ЧЧ Ади 14–15. «Пятое время года» — по-видимому, хеманта (вторая половина осени).</w:t>
+        <w:t xml:space="preserve">) и упанаяна — ЧЧ Ади 14–15. </w:t>
+      </w:r>
+      <w:r>
+        <w:rPr>
+          <w:b w:val="0"/>
+          <w:i/>
+          <w:sz w:val="18"/>
+        </w:rPr>
+        <w:t>Vārṣikāt pañcamartau</w:t>
+      </w:r>
+      <w:r>
+        <w:rPr>
+          <w:sz w:val="18"/>
+        </w:rPr>
+        <w:t xml:space="preserve"> — «в пятое время года от сезона дождей»: дожди, осень, хеманта, шишира, весна, т. е. весной (васанта) — предписанное время упанаяны брахмана («весной пусть посвятит брахмана»).</w:t>
       </w:r>
     </w:p>
     <w:p>
@@ -6850,7 +7099,49 @@
         <w:rPr>
           <w:sz w:val="18"/>
         </w:rPr>
-        <w:t xml:space="preserve"> «Калапа» («Катантра») — грамматика, по которой учились в Бенгалии. Учёба у Гангадаса Пандита — ЧЧ Ади 15. Ст. 4 местами неясен.</w:t>
+        <w:t xml:space="preserve"> «Калапа» («Катантра») — грамматика, по которой учились в Бенгалии. Учёба у Гангадаса Пандита — ЧЧ Ади 15. В ст. 4 (сверено по скану) слова </w:t>
+      </w:r>
+      <w:r>
+        <w:rPr>
+          <w:b w:val="0"/>
+          <w:i/>
+          <w:sz w:val="18"/>
+        </w:rPr>
+        <w:t>cira-sahacara-vidyā-bhaṅga-pāraṅgahamohasau</w:t>
+      </w:r>
+      <w:r>
+        <w:rPr>
+          <w:sz w:val="18"/>
+        </w:rPr>
+        <w:t xml:space="preserve"> напечатаны так и неясны (вероятно, порча); переводим по смыслу. </w:t>
+      </w:r>
+      <w:r>
+        <w:rPr>
+          <w:b w:val="0"/>
+          <w:i/>
+          <w:sz w:val="18"/>
+        </w:rPr>
+        <w:t>Śava-śāstra</w:t>
+      </w:r>
+      <w:r>
+        <w:rPr>
+          <w:sz w:val="18"/>
+        </w:rPr>
+        <w:t xml:space="preserve"> — опечатка вместо </w:t>
+      </w:r>
+      <w:r>
+        <w:rPr>
+          <w:b w:val="0"/>
+          <w:i/>
+          <w:sz w:val="18"/>
+        </w:rPr>
+        <w:t>śabda-śāstra</w:t>
+      </w:r>
+      <w:r>
+        <w:rPr>
+          <w:sz w:val="18"/>
+        </w:rPr>
+        <w:t xml:space="preserve"> «грамматика».</w:t>
       </w:r>
     </w:p>
     <w:p>
@@ -6964,7 +7255,35 @@
         <w:rPr>
           <w:sz w:val="18"/>
         </w:rPr>
-        <w:t xml:space="preserve"> «Отец Хари» — Джаганнатха Мишра, по ГГД, — Нанда Махараджа (ср. 1.41): вечный спутник Господа, а не обусловленная душа, освободившаяся благодаря обряду. Вторая половина стиха в издании, возможно, испорчена («обитель всего, вечно исполненный желаний» относится, вероятно, к Господу).</w:t>
+        <w:t xml:space="preserve"> «Отец Хари» — Джаганнатха Мишра, по ГГД, — Нанда Махараджа (ср. 1.41): вечный спутник Господа, а не обусловленная душа, освободившаяся благодаря обряду. Во второй половине стиха (сверено по скану) </w:t>
+      </w:r>
+      <w:r>
+        <w:rPr>
+          <w:b w:val="0"/>
+          <w:i/>
+          <w:sz w:val="18"/>
+        </w:rPr>
+        <w:t>ayam akhila-nivāso nitya-pūrṇābhilāṣaḥ</w:t>
+      </w:r>
+      <w:r>
+        <w:rPr>
+          <w:sz w:val="18"/>
+        </w:rPr>
+        <w:t xml:space="preserve"> «Он — обитель всего, чьи желания вечно исполнены» сказано о Господе: Ему обряды не нужны, Он совершает их в игре; </w:t>
+      </w:r>
+      <w:r>
+        <w:rPr>
+          <w:b w:val="0"/>
+          <w:i/>
+          <w:sz w:val="18"/>
+        </w:rPr>
+        <w:t>sa hi hari-janakatvān nitya-mukto vibhāti</w:t>
+      </w:r>
+      <w:r>
+        <w:rPr>
+          <w:sz w:val="18"/>
+        </w:rPr>
+        <w:t xml:space="preserve"> — об отце.</w:t>
       </w:r>
     </w:p>
     <w:p>
@@ -7018,7 +7337,35 @@
         <w:rPr>
           <w:sz w:val="18"/>
         </w:rPr>
-        <w:t>); построено на образе «похищения» красоты у предметов сравнения. Несколько слов в ст. 47 неясны.</w:t>
+        <w:t xml:space="preserve">); построено на образе «похищения» красоты у предметов сравнения. В ст. 47 (сверено по скану) сравнение для коленей напечатано </w:t>
+      </w:r>
+      <w:r>
+        <w:rPr>
+          <w:b w:val="0"/>
+          <w:i/>
+          <w:sz w:val="18"/>
+        </w:rPr>
+        <w:t>raṇḍayoḥ</w:t>
+      </w:r>
+      <w:r>
+        <w:rPr>
+          <w:sz w:val="18"/>
+        </w:rPr>
+        <w:t xml:space="preserve"> — слово неясно (возможно, опечатка вместо </w:t>
+      </w:r>
+      <w:r>
+        <w:rPr>
+          <w:b w:val="0"/>
+          <w:i/>
+          <w:sz w:val="18"/>
+        </w:rPr>
+        <w:t>rambhayoḥ</w:t>
+      </w:r>
+      <w:r>
+        <w:rPr>
+          <w:sz w:val="18"/>
+        </w:rPr>
+        <w:t xml:space="preserve"> «двух стволов банана»); перевод предположителен.</w:t>
       </w:r>
     </w:p>
     <w:p>
@@ -7685,7 +8032,7 @@
         <w:t>32.</w:t>
       </w:r>
       <w:r>
-        <w:t xml:space="preserve"> Величие Его… Шриваса и другие почтенные великие [преданные] совершили над Гаурой абхишеку как над наставником мира; и милостью Чайтанья-чандры они сами стали наставниками.</w:t>
+        <w:t xml:space="preserve"> [Видя] Его величие, почтенные великие [преданные] вместе со Шринивасой на престоле в городе совершили над Гаурой абхишеку как над наставником мира; и милостью Чайтанья-чандры они сами стали наставниками.</w:t>
       </w:r>
       <w:r>
         <w:rPr>
@@ -8274,7 +8621,49 @@
         <w:rPr>
           <w:sz w:val="18"/>
         </w:rPr>
-        <w:t xml:space="preserve"> ЧЧ Ади 16: ночью Сарасвати открыла дигвиджайи, что Господь — её Владыка; утром он принял прибежище у Господа и стал преданным. «Супруга Хари» — по вайшнавскому толкованию Сарасвати есть энергия (супруга) Господа. Ст. 23 в издании местами неясен; перевод приблизителен.</w:t>
+        <w:t xml:space="preserve"> ЧЧ Ади 16: ночью Сарасвати открыла дигвиджайи, что Господь — её Владыка; утром он принял прибежище у Господа и стал преданным. «Супруга Хари» — по вайшнавскому толкованию Сарасвати есть энергия (супруга) Господа. В ст. 23 (сверено по скану) слово </w:t>
+      </w:r>
+      <w:r>
+        <w:rPr>
+          <w:b w:val="0"/>
+          <w:i/>
+          <w:sz w:val="18"/>
+        </w:rPr>
+        <w:t>dajavit</w:t>
+      </w:r>
+      <w:r>
+        <w:rPr>
+          <w:sz w:val="18"/>
+        </w:rPr>
+        <w:t xml:space="preserve"> в сочетании </w:t>
+      </w:r>
+      <w:r>
+        <w:rPr>
+          <w:b w:val="0"/>
+          <w:i/>
+          <w:sz w:val="18"/>
+        </w:rPr>
+        <w:t>jhañjhānilasya dajavid</w:t>
+      </w:r>
+      <w:r>
+        <w:rPr>
+          <w:sz w:val="18"/>
+        </w:rPr>
+        <w:t xml:space="preserve"> неясно (вероятно, опечатка вместо </w:t>
+      </w:r>
+      <w:r>
+        <w:rPr>
+          <w:b w:val="0"/>
+          <w:i/>
+          <w:sz w:val="18"/>
+        </w:rPr>
+        <w:t>javavat</w:t>
+      </w:r>
+      <w:r>
+        <w:rPr>
+          <w:sz w:val="18"/>
+        </w:rPr>
+        <w:t xml:space="preserve"> «обладающая быстротой»); перевод по смыслу.</w:t>
       </w:r>
     </w:p>
     <w:p>
@@ -8334,7 +8723,63 @@
         <w:rPr>
           <w:sz w:val="18"/>
         </w:rPr>
-        <w:t xml:space="preserve"> Начало стиха неясно. Абхишека Господа (махапракаша в доме Шривасы) — ЧЧ Ади 17; ЧБ Мадхья 9.</w:t>
+        <w:t xml:space="preserve"> Начало стиха сверено по скану: </w:t>
+      </w:r>
+      <w:r>
+        <w:rPr>
+          <w:b w:val="0"/>
+          <w:i/>
+          <w:sz w:val="18"/>
+        </w:rPr>
+        <w:t>aiśvaryam asya samavasya purasya paṭṭe</w:t>
+      </w:r>
+      <w:r>
+        <w:rPr>
+          <w:sz w:val="18"/>
+        </w:rPr>
+        <w:t xml:space="preserve">; </w:t>
+      </w:r>
+      <w:r>
+        <w:rPr>
+          <w:b w:val="0"/>
+          <w:i/>
+          <w:sz w:val="18"/>
+        </w:rPr>
+        <w:t>samavasya</w:t>
+      </w:r>
+      <w:r>
+        <w:rPr>
+          <w:sz w:val="18"/>
+        </w:rPr>
+        <w:t xml:space="preserve"> неясно (вероятно, опечатка вместо </w:t>
+      </w:r>
+      <w:r>
+        <w:rPr>
+          <w:b w:val="0"/>
+          <w:i/>
+          <w:sz w:val="18"/>
+        </w:rPr>
+        <w:t>samavekṣya</w:t>
+      </w:r>
+      <w:r>
+        <w:rPr>
+          <w:sz w:val="18"/>
+        </w:rPr>
+        <w:t xml:space="preserve"> «увидев»), </w:t>
+      </w:r>
+      <w:r>
+        <w:rPr>
+          <w:b w:val="0"/>
+          <w:i/>
+          <w:sz w:val="18"/>
+        </w:rPr>
+        <w:t>purasya paṭṭe</w:t>
+      </w:r>
+      <w:r>
+        <w:rPr>
+          <w:sz w:val="18"/>
+        </w:rPr>
+        <w:t xml:space="preserve"> — «на престоле (помосте) города». Переводим по этому пониманию. Абхишека Господа (махапракаша в доме Шривасы) — ЧЧ Ади 17; ЧБ Мадхья 9.</w:t>
       </w:r>
     </w:p>
     <w:p>
@@ -8368,7 +8813,35 @@
         <w:rPr>
           <w:sz w:val="18"/>
         </w:rPr>
-        <w:t>); подробно — ЧБ Мадхья. Говинда-дева прибавляет, что Нитьянанда в ответ явил облик Баларамы.</w:t>
+        <w:t xml:space="preserve">); подробно — ЧБ Мадхья. Говинда-дева прибавляет, что Нитьянанда в ответ явил облик Баларамы. В перечне шести атрибутов (ст. 33) вместо палицы напечатано </w:t>
+      </w:r>
+      <w:r>
+        <w:rPr>
+          <w:b w:val="0"/>
+          <w:i/>
+          <w:sz w:val="18"/>
+        </w:rPr>
+        <w:t>pada</w:t>
+      </w:r>
+      <w:r>
+        <w:rPr>
+          <w:sz w:val="18"/>
+        </w:rPr>
+        <w:t xml:space="preserve"> — вероятно, опечатка вместо </w:t>
+      </w:r>
+      <w:r>
+        <w:rPr>
+          <w:b w:val="0"/>
+          <w:i/>
+          <w:sz w:val="18"/>
+        </w:rPr>
+        <w:t>gadā</w:t>
+      </w:r>
+      <w:r>
+        <w:rPr>
+          <w:sz w:val="18"/>
+        </w:rPr>
+        <w:t>.</w:t>
       </w:r>
     </w:p>
     <w:p>
@@ -8716,7 +9189,7 @@
         <w:t>9.</w:t>
       </w:r>
       <w:r>
-        <w:t xml:space="preserve"> Однажды ночью луна знатоков мантр сказала ничего не подозревавшей супруге: «Послушай, о ступающая, как слониха: в этом мире ты — светильник…</w:t>
+        <w:t xml:space="preserve"> Однажды ночью луна знатоков мантр сказала ничего не подозревавшей супруге: «Послушай, о ступающая, как слониха: ты зажжена Творцом мира для мира, как светильник.</w:t>
       </w:r>
       <w:r>
         <w:rPr>
@@ -8812,7 +9285,7 @@
         <w:t>14.</w:t>
       </w:r>
       <w:r>
-        <w:t xml:space="preserve"> Сказав такие слова, Господь, знающий смысл, обнял супругу и умолк; а она, хотя и обнятая, не обрела радости, вспоминая Его слова, о Владыка.</w:t>
+        <w:t xml:space="preserve"> Сказав такие слова, Господь, знающий смысл, обнял супругу и умолк; а она, хотя и обнятая, не обрела радости, вспоминая слова Владыки.</w:t>
       </w:r>
     </w:p>
     <w:p>
@@ -8844,7 +9317,25 @@
         <w:t>16.</w:t>
       </w:r>
       <w:r>
-        <w:t xml:space="preserve"> А на рассвете, когда повеял ветерок от чуть раскрывшихся лотосов, Господь, не ведая страха, оставив её спящей, как закрывшийся бутон лотоса, ушёл из дома.</w:t>
+        <w:t xml:space="preserve"> А на рассвете, когда повеял ветерок от чуть раскрывшихся лотосов, Господь, не ведая страха, оставив её спящей, словно [отложенную] чашечку с остатками подношения (</w:t>
+      </w:r>
+      <w:r>
+        <w:rPr>
+          <w:b w:val="0"/>
+          <w:i/>
+        </w:rPr>
+        <w:t>нирмальей</w:t>
+      </w:r>
+      <w:r>
+        <w:t>), ушёл из дома.</w:t>
+      </w:r>
+      <w:r>
+        <w:rPr>
+          <w:b w:val="0"/>
+          <w:i w:val="0"/>
+          <w:vertAlign w:val="superscript"/>
+        </w:rPr>
+        <w:t>5</w:t>
       </w:r>
     </w:p>
     <w:p>
@@ -8881,7 +9372,7 @@
           <w:i w:val="0"/>
           <w:vertAlign w:val="superscript"/>
         </w:rPr>
-        <w:t>5</w:t>
+        <w:t>6</w:t>
       </w:r>
     </w:p>
     <w:p>
@@ -8937,7 +9428,7 @@
           <w:i w:val="0"/>
           <w:vertAlign w:val="superscript"/>
         </w:rPr>
-        <w:t>6</w:t>
+        <w:t>7</w:t>
       </w:r>
     </w:p>
     <w:p>
@@ -8993,7 +9484,7 @@
           <w:i w:val="0"/>
           <w:vertAlign w:val="superscript"/>
         </w:rPr>
-        <w:t>7</w:t>
+        <w:t>8</w:t>
       </w:r>
     </w:p>
     <w:p>
@@ -9113,7 +9604,7 @@
           <w:i w:val="0"/>
           <w:vertAlign w:val="superscript"/>
         </w:rPr>
-        <w:t>8</w:t>
+        <w:t>9</w:t>
       </w:r>
     </w:p>
     <w:p>
@@ -9214,7 +9705,7 @@
           <w:i w:val="0"/>
           <w:vertAlign w:val="superscript"/>
         </w:rPr>
-        <w:t>9</w:t>
+        <w:t>10</w:t>
       </w:r>
     </w:p>
     <w:p>
@@ -9254,7 +9745,7 @@
           <w:i w:val="0"/>
           <w:vertAlign w:val="superscript"/>
         </w:rPr>
-        <w:t>10</w:t>
+        <w:t>11</w:t>
       </w:r>
     </w:p>
     <w:p>
@@ -9294,7 +9785,7 @@
           <w:i w:val="0"/>
           <w:vertAlign w:val="superscript"/>
         </w:rPr>
-        <w:t>11</w:t>
+        <w:t>12</w:t>
       </w:r>
     </w:p>
     <w:p>
@@ -9358,7 +9849,7 @@
         <w:t>43.</w:t>
       </w:r>
       <w:r>
-        <w:t xml:space="preserve"> паясам, ячменную кашу, рис, дал, много овощных блюд разной сладости, много лепёшек — из риса, урада, пшеницы и ячменя;</w:t>
+        <w:t xml:space="preserve"> паясам, ячменную кашу, кислый суп, много овощных блюд разной сладости, много лепёшек — из риса, урада, пшеницы и ячменя;</w:t>
       </w:r>
     </w:p>
     <w:p>
@@ -9390,7 +9881,7 @@
         <w:t>45.</w:t>
       </w:r>
       <w:r>
-        <w:t xml:space="preserve"> плоды — сезонные, гроздья бананов, кокосы, джекфрут и прочее; без счёта напитков, с творогом, молоком и сливками.</w:t>
+        <w:t xml:space="preserve"> плоды — сезонные, гроздьями, молодые манго, бананы, джекфрут и прочее; без счёта напитков, с творогом, молоком и сливками.</w:t>
       </w:r>
     </w:p>
     <w:p>
@@ -9406,7 +9897,7 @@
         <w:t>46.</w:t>
       </w:r>
       <w:r>
-        <w:t xml:space="preserve"> Ачарья, тут же наполнив прекрасные чаши этими и подобными подношениями, богатыми вкусом, трижды, поднёс их Ачьюте, а затем, чтобы с преданностью накормить двух братьев, усадил их на сиденья там же, в доме Хари.</w:t>
+        <w:t xml:space="preserve"> Ачарья, тут же наполнив прекрасные чаши этими и подобными подношениями, богатыми вкусом, на три доли, поднёс их Ачьюте, а затем, чтобы с преданностью накормить двух братьев, усадил их на сиденья там же, в доме Хари.</w:t>
       </w:r>
       <w:r>
         <w:rPr>
@@ -9414,7 +9905,7 @@
           <w:i w:val="0"/>
           <w:vertAlign w:val="superscript"/>
         </w:rPr>
-        <w:t>12</w:t>
+        <w:t>13</w:t>
       </w:r>
     </w:p>
     <w:p>
@@ -9459,7 +9950,15 @@
         <w:t>48.</w:t>
       </w:r>
       <w:r>
-        <w:t xml:space="preserve"> Тот, искусный в речах, сложив ладони, с любовью ответил на Его правдивые, полезные слова: «По Шрути Ты, Господи, — единый; для такого как Ты эта пища уместна — разве это не горсть?»</w:t>
+        <w:t xml:space="preserve"> Тот, искусный в речах, сложив ладони, с любовью ответил на Его правдивые, полезные слова: «По Шрути Ты, Господи, — единственный Вкушающий; такому, как Ты, подобает такая пища — разве это не горсть?»</w:t>
+      </w:r>
+      <w:r>
+        <w:rPr>
+          <w:b w:val="0"/>
+          <w:i w:val="0"/>
+          <w:vertAlign w:val="superscript"/>
+        </w:rPr>
+        <w:t>14</w:t>
       </w:r>
     </w:p>
     <w:p>
@@ -9531,7 +10030,7 @@
           <w:i w:val="0"/>
           <w:vertAlign w:val="superscript"/>
         </w:rPr>
-        <w:t>13</w:t>
+        <w:t>15</w:t>
       </w:r>
     </w:p>
     <w:p>
@@ -9579,7 +10078,7 @@
         <w:t>55.</w:t>
       </w:r>
       <w:r>
-        <w:t xml:space="preserve"> Так прошло десять дней. Затем лучший из Ачарьев [Ачарья-ратна], посадив впереди в паланкин Шачи, с горожанами пришёл в тот город, чтобы увидеть Гаурачандру, — и, хотя был измождён голодом, ни на миг нигде не отдыхал.</w:t>
+        <w:t xml:space="preserve"> Так прошло десять дней. Затем лучший из Ачарьев [Ачарья-мани], посадив впереди в паланкин Шачи, с горожанами пришёл в тот город, чтобы увидеть Гаурачандру, — и, хотя был измождён голодом, ни на миг нигде не отдыхал.</w:t>
       </w:r>
     </w:p>
     <w:p>
@@ -9595,7 +10094,18 @@
         <w:t>56.</w:t>
       </w:r>
       <w:r>
-        <w:t xml:space="preserve"> Громко восклицая «Хари, Хари!», они заполнили [город] светоча Навадвипа-дхамы; Адвайта быстро разместил всех во внешних покоях, а Шачи со слезами на глазах вошла во внутренние покои Адвайты.</w:t>
+        <w:t xml:space="preserve"> Громко восклицая «Хари, Хари!», они достигли той [обители], где пребывал светоч Навадвипа-дхамы;</w:t>
+      </w:r>
+      <w:r>
+        <w:rPr>
+          <w:b w:val="0"/>
+          <w:i w:val="0"/>
+          <w:vertAlign w:val="superscript"/>
+        </w:rPr>
+        <w:t>16</w:t>
+      </w:r>
+      <w:r>
+        <w:t xml:space="preserve"> Адвайта быстро разместил всех во внешних покоях, а Шачи со слезами на глазах вошла во внутренние покои Адвайты.</w:t>
       </w:r>
     </w:p>
     <w:p>
@@ -9624,7 +10134,7 @@
         <w:t>57.</w:t>
       </w:r>
       <w:r>
-        <w:t xml:space="preserve"> Увидев, что пришла мать, Господь после санкиртаны снова и снова падал [ей в ноги] на землю, опалённый её скорбью. А она, плача, обняла Его — с оставшейся шикхой после пострижения прекрасных кудрей — и говорила: «Дитя моё, это ты?..»</w:t>
+        <w:t xml:space="preserve"> Увидев, что пришла мать, Господь после санкиртаны снова и снова падал [ей в ноги] на землю, опалённый её скорбью. А она, плача, долго обнимала Его, измождённого, — с оставшейся шикхой после пострижения прекрасных кудрей — и говорила: «Дитя моё, это ты?..»</w:t>
       </w:r>
     </w:p>
     <w:p>
@@ -9656,7 +10166,7 @@
         <w:t>59.</w:t>
       </w:r>
       <w:r>
-        <w:t xml:space="preserve"> Подняв одного за другим — Вакрешвару и других, Шриваса, Шридхару, смиренного Шри Видьянидхи, Гангадаса и прочих брахманов, мудрецов, горожан-мусульман, всех горожан вплоть до пастухов, детей и стариков, — Господь обрадовал их.</w:t>
+        <w:t xml:space="preserve"> Подняв одного за другим — Вакрешвару и других, Шриваса, Шридхару, смиренного Шри Видьянидхи, Гангадаса и прочих брахманов, Буддхиманту Хана и прочих, всех горожан вплоть до пастухов, детей и стариков, — Господь обрадовал их.</w:t>
       </w:r>
     </w:p>
     <w:p>
@@ -9680,7 +10190,7 @@
           <w:i w:val="0"/>
           <w:vertAlign w:val="superscript"/>
         </w:rPr>
-        <w:t>14</w:t>
+        <w:t>17</w:t>
       </w:r>
     </w:p>
     <w:p>
@@ -9769,7 +10279,21 @@
         <w:rPr>
           <w:sz w:val="18"/>
         </w:rPr>
-        <w:t xml:space="preserve"> Конец стиха в издании испорчен; переводим понятное.</w:t>
+        <w:t xml:space="preserve"> </w:t>
+      </w:r>
+      <w:r>
+        <w:rPr>
+          <w:b w:val="0"/>
+          <w:i/>
+          <w:sz w:val="18"/>
+        </w:rPr>
+        <w:t>Jagate jagaj-jani-kṛtā tvam asi hy upadīpitā</w:t>
+      </w:r>
+      <w:r>
+        <w:rPr>
+          <w:sz w:val="18"/>
+        </w:rPr>
+        <w:t xml:space="preserve"> (сверено по скану). Смысл ст. 9–10: Творец зажёг её для мира, как светильник, но красота её, как молния, недолговечна.</w:t>
       </w:r>
     </w:p>
     <w:p>
@@ -9809,6 +10333,54 @@
         <w:rPr>
           <w:sz w:val="18"/>
         </w:rPr>
+        <w:t xml:space="preserve"> </w:t>
+      </w:r>
+      <w:r>
+        <w:rPr>
+          <w:b w:val="0"/>
+          <w:i/>
+          <w:sz w:val="18"/>
+        </w:rPr>
+        <w:t>Nirmālya-puṭīm iva</w:t>
+      </w:r>
+      <w:r>
+        <w:rPr>
+          <w:sz w:val="18"/>
+        </w:rPr>
+        <w:t xml:space="preserve"> — «словно чашечку из листьев с нирмальей» (остатками цветочного подношения, которые бережно откладывают). Слово </w:t>
+      </w:r>
+      <w:r>
+        <w:rPr>
+          <w:b w:val="0"/>
+          <w:i/>
+          <w:sz w:val="18"/>
+        </w:rPr>
+        <w:t>nibhalye</w:t>
+      </w:r>
+      <w:r>
+        <w:rPr>
+          <w:sz w:val="18"/>
+        </w:rPr>
+        <w:t xml:space="preserve"> перед этим в издании неясно (сверено по скану).</w:t>
+      </w:r>
+    </w:p>
+    <w:p>
+      <w:pPr>
+        <w:spacing w:after="60"/>
+        <w:ind w:left="283"/>
+      </w:pPr>
+      <w:r>
+        <w:rPr>
+          <w:b/>
+          <w:i w:val="0"/>
+          <w:sz w:val="18"/>
+        </w:rPr>
+        <w:t>6.</w:t>
+      </w:r>
+      <w:r>
+        <w:rPr>
+          <w:sz w:val="18"/>
+        </w:rPr>
         <w:t xml:space="preserve"> Чакраваки, по поэтическому поверью, разлучаются ночью; здесь — наоборот: юные супруги были вместе ночью, а разлучились на рассвете.</w:t>
       </w:r>
     </w:p>
@@ -9823,7 +10395,7 @@
           <w:i w:val="0"/>
           <w:sz w:val="18"/>
         </w:rPr>
-        <w:t>6.</w:t>
+        <w:t>7.</w:t>
       </w:r>
       <w:r>
         <w:rPr>
@@ -9843,7 +10415,7 @@
           <w:i w:val="0"/>
           <w:sz w:val="18"/>
         </w:rPr>
-        <w:t>7.</w:t>
+        <w:t>8.</w:t>
       </w:r>
       <w:r>
         <w:rPr>
@@ -9863,7 +10435,7 @@
           <w:i w:val="0"/>
           <w:sz w:val="18"/>
         </w:rPr>
-        <w:t>8.</w:t>
+        <w:t>9.</w:t>
       </w:r>
       <w:r>
         <w:rPr>
@@ -9883,7 +10455,7 @@
           <w:i w:val="0"/>
           <w:sz w:val="18"/>
         </w:rPr>
-        <w:t>9.</w:t>
+        <w:t>10.</w:t>
       </w:r>
       <w:r>
         <w:rPr>
@@ -9903,7 +10475,7 @@
           <w:i w:val="0"/>
           <w:sz w:val="18"/>
         </w:rPr>
-        <w:t>10.</w:t>
+        <w:t>11.</w:t>
       </w:r>
       <w:r>
         <w:rPr>
@@ -9923,7 +10495,7 @@
           <w:i w:val="0"/>
           <w:sz w:val="18"/>
         </w:rPr>
-        <w:t>11.</w:t>
+        <w:t>12.</w:t>
       </w:r>
       <w:r>
         <w:rPr>
@@ -9957,7 +10529,7 @@
           <w:i w:val="0"/>
           <w:sz w:val="18"/>
         </w:rPr>
-        <w:t>12.</w:t>
+        <w:t>13.</w:t>
       </w:r>
       <w:r>
         <w:rPr>
@@ -9977,7 +10549,41 @@
           <w:i w:val="0"/>
           <w:sz w:val="18"/>
         </w:rPr>
-        <w:t>13.</w:t>
+        <w:t>14.</w:t>
+      </w:r>
+      <w:r>
+        <w:rPr>
+          <w:sz w:val="18"/>
+        </w:rPr>
+        <w:t xml:space="preserve"> Ср. «Брахма-сутру» 1.2.9 (</w:t>
+      </w:r>
+      <w:r>
+        <w:rPr>
+          <w:b w:val="0"/>
+          <w:i/>
+          <w:sz w:val="18"/>
+        </w:rPr>
+        <w:t>attā carācara-grahaṇāt</w:t>
+      </w:r>
+      <w:r>
+        <w:rPr>
+          <w:sz w:val="18"/>
+        </w:rPr>
+        <w:t>): «Вкушающий — [Высший], ибо Он вбирает движущееся и неподвижное». Адвайта шутит: Тому, кто вкушает всю вселенную, это угощение — лишь горсть.</w:t>
+      </w:r>
+    </w:p>
+    <w:p>
+      <w:pPr>
+        <w:spacing w:after="60"/>
+        <w:ind w:left="283"/>
+      </w:pPr>
+      <w:r>
+        <w:rPr>
+          <w:b/>
+          <w:i w:val="0"/>
+          <w:sz w:val="18"/>
+        </w:rPr>
+        <w:t>15.</w:t>
       </w:r>
       <w:r>
         <w:rPr>
@@ -9997,13 +10603,13 @@
           <w:i w:val="0"/>
           <w:sz w:val="18"/>
         </w:rPr>
-        <w:t>14.</w:t>
-      </w:r>
-      <w:r>
-        <w:rPr>
-          <w:sz w:val="18"/>
-        </w:rPr>
-        <w:t xml:space="preserve"> ЧЧ Мадхья 3: Шачи и все жители Навадвипы пришли в Шантипур; Господь провёл там десять дней в киртане, Шачи готовила для Него. Слово </w:t>
+        <w:t>16.</w:t>
+      </w:r>
+      <w:r>
+        <w:rPr>
+          <w:sz w:val="18"/>
+        </w:rPr>
+        <w:t xml:space="preserve"> В издании </w:t>
       </w:r>
       <w:r>
         <w:rPr>
@@ -10011,13 +10617,75 @@
           <w:i/>
           <w:sz w:val="18"/>
         </w:rPr>
-        <w:t>khāna</w:t>
-      </w:r>
-      <w:r>
-        <w:rPr>
-          <w:sz w:val="18"/>
-        </w:rPr>
-        <w:t xml:space="preserve"> в ст. 59 («ханы») — вероятно, мусульмане-горожане.</w:t>
+        <w:t>prāpur yasmin vayasi sa navadvīpa-dhāma-pradīpaḥ</w:t>
+      </w:r>
+      <w:r>
+        <w:rPr>
+          <w:sz w:val="18"/>
+        </w:rPr>
+        <w:t xml:space="preserve"> (сверено по скану); </w:t>
+      </w:r>
+      <w:r>
+        <w:rPr>
+          <w:b w:val="0"/>
+          <w:i/>
+          <w:sz w:val="18"/>
+        </w:rPr>
+        <w:t>vayasi</w:t>
+      </w:r>
+      <w:r>
+        <w:rPr>
+          <w:sz w:val="18"/>
+        </w:rPr>
+        <w:t xml:space="preserve"> («в возрасте») здесь бессмысленно — вероятно, опечатка вместо </w:t>
+      </w:r>
+      <w:r>
+        <w:rPr>
+          <w:b w:val="0"/>
+          <w:i/>
+          <w:sz w:val="18"/>
+        </w:rPr>
+        <w:t>vasati</w:t>
+      </w:r>
+      <w:r>
+        <w:rPr>
+          <w:sz w:val="18"/>
+        </w:rPr>
+        <w:t xml:space="preserve"> «пребывает». Переводим по исправлению.</w:t>
+      </w:r>
+    </w:p>
+    <w:p>
+      <w:pPr>
+        <w:spacing w:after="60"/>
+        <w:ind w:left="283"/>
+      </w:pPr>
+      <w:r>
+        <w:rPr>
+          <w:b/>
+          <w:i w:val="0"/>
+          <w:sz w:val="18"/>
+        </w:rPr>
+        <w:t>17.</w:t>
+      </w:r>
+      <w:r>
+        <w:rPr>
+          <w:sz w:val="18"/>
+        </w:rPr>
+        <w:t xml:space="preserve"> ЧЧ Мадхья 3: Шачи и все жители Навадвипы пришли в Шантипур; Господь провёл там десять дней в киртане, Шачи готовила для Него. </w:t>
+      </w:r>
+      <w:r>
+        <w:rPr>
+          <w:b w:val="0"/>
+          <w:i/>
+          <w:sz w:val="18"/>
+        </w:rPr>
+        <w:t>Buddhimanta-khāna-mukhyān</w:t>
+      </w:r>
+      <w:r>
+        <w:rPr>
+          <w:sz w:val="18"/>
+        </w:rPr>
+        <w:t xml:space="preserve"> (ст. 59) — «во главе с Буддхимантой Ханом», преданным из Навадвипы (ЧЧ Ади 10).</w:t>
       </w:r>
     </w:p>
     <w:p>
@@ -11173,7 +11841,21 @@
         <w:rPr>
           <w:sz w:val="18"/>
         </w:rPr>
-        <w:t xml:space="preserve"> По ЧЧ (Антья 3 и др.), Господь обещал матери каждый день приходить к ней и есть поднесённое ею; Шачи часто видела Его едящим её подношение. «Подруга» — по-видимому, Вишнуприя.</w:t>
+        <w:t xml:space="preserve"> По ЧЧ (Антья 3 и др.), Господь обещал матери каждый день приходить к ней и есть поднесённое ею; Шачи часто видела Его едящим её подношение. «Подруга» (</w:t>
+      </w:r>
+      <w:r>
+        <w:rPr>
+          <w:b w:val="0"/>
+          <w:i/>
+          <w:sz w:val="18"/>
+        </w:rPr>
+        <w:t>sajanī</w:t>
+      </w:r>
+      <w:r>
+        <w:rPr>
+          <w:sz w:val="18"/>
+        </w:rPr>
+        <w:t>) — Вишнуприя: в ст. 6 и 10 Шачи поклоняется вместе с невесткой.</w:t>
       </w:r>
     </w:p>
     <w:p>
@@ -11666,7 +12348,7 @@
         <w:t>21.</w:t>
       </w:r>
       <w:r>
-        <w:t xml:space="preserve"> Он родился в Навадвипе у лучшего из брахманов Мишры, посвящение получил от благородного по имени Кешава Бхарати. Ему нет дела до „старший“ и „младший“ — Шри Чайтанья спасает одним лишь сознанием [Своим].</w:t>
+        <w:t xml:space="preserve"> Он родился в Навадвипе у лучшего из брахманов Мишры, посвящение получил от благородного по имени Кешава Бхарати. Ему нет дела до „старший“ и „младший“ — Шри Чайтанья — внутренний Правитель всех сознающих существ.</w:t>
       </w:r>
     </w:p>
     <w:p>
@@ -11943,7 +12625,7 @@
         <w:t>35.</w:t>
       </w:r>
       <w:r>
-        <w:t xml:space="preserve"> А то, что Шрути говорит: „без рук, без ног“ и прочее, — это отрицание у Господа природного [тела], а не [Его] сущность; в бесформенном не могло бы быть дыхания и прочего. Вьяса утвердил это во всех пуранах.</w:t>
+        <w:t xml:space="preserve"> А то, что Шрути говорит: „без рук, без ног“ и прочее, — это отрицание у Господа природного [тела], а не [Его] сущность; в бесформенном не могло бы быть слышания и прочего. Вьяса утвердил это во всех пуранах.</w:t>
       </w:r>
     </w:p>
     <w:p>
@@ -12316,7 +12998,7 @@
         <w:t>56.</w:t>
       </w:r>
       <w:r>
-        <w:t xml:space="preserve"> Когда тот съел этот [прасад], даже не умывшись, Он счёл благословенной всю страну Уткала; и тогда Гаура пожелал поскорее спасти Карнату, Дравиду и другие края, [ещё] не получившие наставления.</w:t>
+        <w:t xml:space="preserve"> Когда тот съел этот [прасад], даже не умывшись, Он счёл благословенной всю страну Уткала; и тогда Гаура пожелал поскорее спасти Карнату, Андхру, Дравиду и другие края, [ещё] не получившие наставления.</w:t>
       </w:r>
       <w:r>
         <w:rPr>
@@ -12412,7 +13094,7 @@
         <w:t>61.</w:t>
       </w:r>
       <w:r>
-        <w:t xml:space="preserve"> А они, оставив Его, ушедшего по южному пути, как солнце, — сдержанные, по уговору, — вернулись в дни Его восхождения [на север] бессильными, словно иссохшими от жаркого дыхания [разлуки].</w:t>
+        <w:t xml:space="preserve"> А они, оставив Его, ушедшего по южному пути, как солнце, — сдержанные, по уговору, — вернулись бессильными, словно дни знойной поры, чью влагу иссушило горячее дыхание [разлуки].</w:t>
       </w:r>
     </w:p>
     <w:p>
@@ -13709,7 +14391,7 @@
         <w:t>47.</w:t>
       </w:r>
       <w:r>
-        <w:t xml:space="preserve"> Тамошних пандитов, знатоков истинных писаний, Золотистый победил и сделал вайшнавами; а глава буддистов со скромной свитой учеников вошёл и стал спорить перед Ним, [выдвигая] девять [своих] положений.</w:t>
+        <w:t xml:space="preserve"> Тамошних пандитов, не знавших истинных писаний, Золотистый победил и сделал вайшнавами; а глава буддистов со скромной свитой учеников вошёл и стал спорить перед Ним, [выдвигая] девять [своих] положений.</w:t>
       </w:r>
     </w:p>
     <w:p>
@@ -13826,7 +14508,7 @@
         <w:t>53.</w:t>
       </w:r>
       <w:r>
-        <w:t xml:space="preserve"> Увидев затем Пана-Нрисимху, Шиваканчи и Вишнуканчи, Калахасти, Ади-Вараху в Вриддхакале, Он по порядку пришёл в Госамаджу.</w:t>
+        <w:t xml:space="preserve"> Увидев затем Пали-Нрисимху, Шиваканчи и Вишнуканчи, Калахасти в Трикамалле, Ади-Вараху в Вриддхакале, Он по порядку пришёл в Госамаджу.</w:t>
       </w:r>
     </w:p>
     <w:p>
@@ -13866,7 +14548,17 @@
         <w:t>55.</w:t>
       </w:r>
       <w:r>
-        <w:t xml:space="preserve"> Встретившись с шри-вайшнавами и увидев величайшую обитель Бога…</w:t>
+        <w:t xml:space="preserve"> Встретившись с шри-вайшнавами и увидев величайшую обитель Бога, этот Победоносный (</w:t>
+      </w:r>
+      <w:r>
+        <w:rPr>
+          <w:b w:val="0"/>
+          <w:i/>
+        </w:rPr>
+        <w:t>Джишну</w:t>
+      </w:r>
+      <w:r>
+        <w:t>) посетил [святыни] Пауластьи (?), Мадхьяму (?), Капала-саровару — и обитель Шри Ранганатхи.</w:t>
       </w:r>
       <w:r>
         <w:rPr>
@@ -13876,9 +14568,6 @@
         </w:rPr>
         <w:t>11</w:t>
       </w:r>
-      <w:r>
-        <w:t xml:space="preserve"> — Он пришёл в обитель Шри Ранганатхи.</w:t>
-      </w:r>
     </w:p>
     <w:p>
       <w:pPr>
@@ -14174,7 +14863,77 @@
         <w:rPr>
           <w:sz w:val="18"/>
         </w:rPr>
-        <w:t xml:space="preserve"> Ст. 55 частично испорчен в издании (упоминаются, по-видимому, Джишну и «Капала-саровара»); переведено понятное.</w:t>
+        <w:t xml:space="preserve"> Ст. 55 сверен по скану: </w:t>
+      </w:r>
+      <w:r>
+        <w:rPr>
+          <w:b w:val="0"/>
+          <w:i/>
+          <w:sz w:val="18"/>
+        </w:rPr>
+        <w:t>śrī-vaiṣṇavaiḥ saha sametya vilokya deva-sthānaṃ sthaviṣṭham ariṣṭatayā</w:t>
+      </w:r>
+      <w:r>
+        <w:rPr>
+          <w:sz w:val="18"/>
+        </w:rPr>
+        <w:t xml:space="preserve"> [?] </w:t>
+      </w:r>
+      <w:r>
+        <w:rPr>
+          <w:b w:val="0"/>
+          <w:i/>
+          <w:sz w:val="18"/>
+        </w:rPr>
+        <w:t>jiṣṇur eṣaḥ / paulastya-madhyama-kapāla-sarovaraṃ ca śrī-raṅganātha-nilayaṃ kalayāñcakāra</w:t>
+      </w:r>
+      <w:r>
+        <w:rPr>
+          <w:sz w:val="18"/>
+        </w:rPr>
+        <w:t xml:space="preserve">. </w:t>
+      </w:r>
+      <w:r>
+        <w:rPr>
+          <w:b w:val="0"/>
+          <w:i/>
+          <w:sz w:val="18"/>
+        </w:rPr>
+        <w:t>Jiṣṇu</w:t>
+      </w:r>
+      <w:r>
+        <w:rPr>
+          <w:sz w:val="18"/>
+        </w:rPr>
+        <w:t xml:space="preserve"> — эпитет Господа; </w:t>
+      </w:r>
+      <w:r>
+        <w:rPr>
+          <w:b w:val="0"/>
+          <w:i/>
+          <w:sz w:val="18"/>
+        </w:rPr>
+        <w:t>ariṣṭatayā</w:t>
+      </w:r>
+      <w:r>
+        <w:rPr>
+          <w:sz w:val="18"/>
+        </w:rPr>
+        <w:t xml:space="preserve"> неясно. </w:t>
+      </w:r>
+      <w:r>
+        <w:rPr>
+          <w:b w:val="0"/>
+          <w:i/>
+          <w:sz w:val="18"/>
+        </w:rPr>
+        <w:t>Paulastya-madhyama</w:t>
+      </w:r>
+      <w:r>
+        <w:rPr>
+          <w:sz w:val="18"/>
+        </w:rPr>
+        <w:t xml:space="preserve"> — неясно (Пауластья — Вибхишана, по преданию принёсший Божество Ранганатхи на юг); переводим предположительно. «Пали-Нрисимха» (ст. 53) — так напечатано; в ЧЧ (Мадхья 9) — Пана-Нрисимха.</w:t>
       </w:r>
     </w:p>
     <w:p>
@@ -14318,7 +15077,7 @@
         <w:t>4.</w:t>
       </w:r>
       <w:r>
-        <w:t xml:space="preserve"> Но пока я читаю „Гиту“, изречённую устами Бхагавана, предо мной ясно является прекрасный тёмный юноша, держащий поводья колесницы Пхальгуны.</w:t>
+        <w:t xml:space="preserve"> Но пока я читаю „Гиту“, изречённую устами Бхагавана, предо мной ясно является прекрасный тёмный четырёхрукий юноша, держащий поводья колесницы Пхальгуны.</w:t>
       </w:r>
     </w:p>
     <w:p>
@@ -15365,7 +16124,7 @@
         <w:t>61.</w:t>
       </w:r>
       <w:r>
-        <w:t xml:space="preserve"> Так напутствованный царём, Сарвабхаума отправился к себе домой, сообщил всё это великим [преданным] и стал ожидать там прихода Гауранги.</w:t>
+        <w:t xml:space="preserve"> Так напутствованный царём, носящим имя Пинаки [Рудры], Сарвабхаума отправился к себе домой, сообщил всё это великим [преданным] и стал ожидать там прихода Гауранги.</w:t>
       </w:r>
     </w:p>
     <w:p>
@@ -15430,7 +16189,21 @@
         <w:rPr>
           <w:sz w:val="18"/>
         </w:rPr>
-        <w:t xml:space="preserve"> ЧЧ Мадхья 9: в Шрирангаме брахман читал «Гиту» с ошибками и плакал; он сказал Господу, что видит Кришну на колеснице Арджуны, держащего поводья; Господь обнял его.</w:t>
+        <w:t xml:space="preserve"> ЧЧ Мадхья 9: в Шрирангаме брахман читал «Гиту» с ошибками и плакал; он сказал Господу, что видит Кришну на колеснице Арджуны, держащего поводья; Господь обнял его. Говинда-дева называет возницу «четырёхруким» (</w:t>
+      </w:r>
+      <w:r>
+        <w:rPr>
+          <w:b w:val="0"/>
+          <w:i/>
+          <w:sz w:val="18"/>
+        </w:rPr>
+        <w:t>caturbhujaḥ</w:t>
+      </w:r>
+      <w:r>
+        <w:rPr>
+          <w:sz w:val="18"/>
+        </w:rPr>
+        <w:t>); в ЧЧ этой черты нет.</w:t>
       </w:r>
     </w:p>
     <w:p>
@@ -16060,7 +16833,7 @@
         <w:t>20.</w:t>
       </w:r>
       <w:r>
-        <w:t xml:space="preserve"> Когда Ачарья и прочие уже собирались в путь, ученик Мадхавендры [Ишвара Пури], завершив подвижничество, достиг совершенства; и пришёл его слуга по имени Говинда, оставив [свой край]; Господь из почтения к слову гуру оставил его при Себе.</w:t>
+        <w:t xml:space="preserve"> Когда Ачарья и прочие уже собирались в путь, ученик Мадхавендры [Ишвара Пури], завершив подвижничество, достиг совершенства; и пришёл его слуга по имени Говинда, решительно отбросив горе; Господь из почтения к слову гуру оставил его при Себе.</w:t>
       </w:r>
       <w:r>
         <w:rPr>
@@ -16273,7 +17046,7 @@
         <w:t>31.</w:t>
       </w:r>
       <w:r>
-        <w:t xml:space="preserve"> Ободрённый этим, Гаджапати в ночь перед Снана-ятрой Владыки Шри увидел вместе со своими людьми установку кувшинов, а наутро в полнолуние джьяиштхи обрёл блаженство, увидев омовение Дару-брахмана из ста кувшинов.</w:t>
+        <w:t xml:space="preserve"> Ободрённый этим, Гаджапати в ночь перед Снана-ятрой Владыки Шри увидел вместе со своими людьми установку кувшинов и в ту же ночь — шествие Дару-брахмана к месту [омовения], а наутро в полнолуние джьяиштхи обрёл блаженство, увидев омовение Дару-брахмана из ста кувшинов.</w:t>
       </w:r>
     </w:p>
     <w:p>
@@ -16712,7 +17485,7 @@
         <w:t>53.</w:t>
       </w:r>
       <w:r>
-        <w:t xml:space="preserve"> А за ними следовал царь, будто утешая землю, задрожавшую под тяжестью, с телом, иссечённым ободьями колёс; боги в небе, восхваляя благое, кружили на небесных колесницах, — и клубы пыли от земли скрывали их, хотя они были близко.</w:t>
+        <w:t xml:space="preserve"> А за ними следовал царь, будто утешая землю, задрожавшую под тяжестью, с телом, иссечённым ободьями колёс; боги в небе, восхваляя его, кружили на небесных колесницах, — и клубы пыли от земли скрывали их, хотя они были близко.</w:t>
       </w:r>
     </w:p>
     <w:p>
@@ -16861,7 +17634,7 @@
         <w:t>60.</w:t>
       </w:r>
       <w:r>
-        <w:t xml:space="preserve"> Когда солнце пекло нещадно, Гаура, — праведники же взывали: «Слава, слава Господу! Защити, защити!» — пляшущий, усталый, увидев, что настало время поклонения Хари, пришёл в прохладный обширный сад с густой тенью.</w:t>
+        <w:t xml:space="preserve"> Когда солнце пекло нещадно, Гаура, усталый от пляски, вместе с праведниками, взывавшими: «Слава, слава, Владыка! Защити, защити!», увидев, что настало время поклонения Хари, пришёл в прохладный обширный сад с густой тенью.</w:t>
       </w:r>
     </w:p>
     <w:p>
@@ -17426,7 +18199,7 @@
         <w:t>8.</w:t>
       </w:r>
       <w:r>
-        <w:t xml:space="preserve"> Когда солнце стало венцом западной горы, свет угас, а чакраваки утратили радость, — по дороге, освещённой светильниками, Бхагаван вместе с братом и сестрой, сойдя с колесниц, вошёл в павильон Шри Гундичи.</w:t>
+        <w:t xml:space="preserve"> Когда солнце стало венцом западной горы, свет угас, а радость чакравак и лотосов перешла к ночным кувшинкам, — по дороге, освещённой светильниками, Бхагаван вместе с братом и сестрой, сойдя с колесниц, вошёл в павильон Шри Гундичи.</w:t>
       </w:r>
     </w:p>
     <w:p>
@@ -17801,7 +18574,7 @@
         <w:t>27.</w:t>
       </w:r>
       <w:r>
-        <w:t xml:space="preserve"> Деревья покрылись листвой, лианы — цветами, пруды наполнились водой; дороги стали непроходимы от грязи; купцы оставили торговлю; люди сходили с ума от плясок; змеи и пахари радовались.</w:t>
+        <w:t xml:space="preserve"> Деревья покрылись листвой, лианы — цветами, пруды наполнились водой; дороги стали непроходимы от грязи; купцы оставили торговлю; люди сходили с ума от плясок; павлины и пахари радовались; а перевозчики, живущие в лодках, брали за переправу втридорога.</w:t>
       </w:r>
     </w:p>
     <w:p>
@@ -17889,7 +18662,15 @@
         <w:t>32.</w:t>
       </w:r>
       <w:r>
-        <w:t xml:space="preserve"> В конце светлой половины месяца набхас Он видел золотое убранство Хари, великую процессию Сударшаны вместе с [праздником] рождения Баларамы, обряд оберега, великий праздник рождения Кришны, праздник Нанды, великую пуджу, праздник Ваманы, праздник знамени Индры и другие.</w:t>
+        <w:t xml:space="preserve"> В конце светлой половины месяца набхас Он видел золотое убранство Хари, великую процессию Сударшаны вместе с [праздником] рождения Баларамы, обряд оберега, великий праздник рождения Кришны, праздник Нанды, великую пуджу, почитание мудрецов, праздничные шествия и праздник Индры и другие.</w:t>
+      </w:r>
+      <w:r>
+        <w:rPr>
+          <w:b w:val="0"/>
+          <w:i w:val="0"/>
+          <w:vertAlign w:val="superscript"/>
+        </w:rPr>
+        <w:t>7</w:t>
       </w:r>
     </w:p>
     <w:p>
@@ -17958,7 +18739,7 @@
           <w:i w:val="0"/>
           <w:vertAlign w:val="superscript"/>
         </w:rPr>
-        <w:t>7</w:t>
+        <w:t>8</w:t>
       </w:r>
     </w:p>
     <w:p>
@@ -17982,7 +18763,7 @@
           <w:i w:val="0"/>
           <w:vertAlign w:val="superscript"/>
         </w:rPr>
-        <w:t>8</w:t>
+        <w:t>9</w:t>
       </w:r>
     </w:p>
     <w:p>
@@ -18115,7 +18896,7 @@
           <w:i w:val="0"/>
           <w:vertAlign w:val="superscript"/>
         </w:rPr>
-        <w:t>9</w:t>
+        <w:t>10</w:t>
       </w:r>
     </w:p>
     <w:p>
@@ -18184,7 +18965,21 @@
         <w:rPr>
           <w:sz w:val="18"/>
         </w:rPr>
-        <w:t xml:space="preserve"> ЧЧ Мадхья 14: на Хера-панчами Сварупа Дамодара объясняет Господу ману (ревнивый гнев) Лакшми: Джаганнатха оставил её во дворце и ушёл во Вриндаван (Гундичу), где пребывает с гопи. Говинда-дева прямо отождествляет Гундичу со Вриндаваном, а Радху с Субхадрой («Бхадра»), — последнее у него своеобразно; в ЧЧ Субхадра не отождествляется с Радхой.</w:t>
+        <w:t xml:space="preserve"> ЧЧ Мадхья 14: на Хера-панчами Сварупа Дамодара объясняет Господу ману (ревнивый гнев) Лакшми: Джаганнатха оставил её во дворце и ушёл во Вриндаван (Гундичу), где пребывает с гопи. Говинда-дева прямо отождествляет Гундичу со Вриндаваном. Слова ст. 12 </w:t>
+      </w:r>
+      <w:r>
+        <w:rPr>
+          <w:b w:val="0"/>
+          <w:i/>
+          <w:sz w:val="18"/>
+        </w:rPr>
+        <w:t>śrī-rādhayā bhadrayā</w:t>
+      </w:r>
+      <w:r>
+        <w:rPr>
+          <w:sz w:val="18"/>
+        </w:rPr>
+        <w:t xml:space="preserve"> допускают два прочтения: «со Шри Радхой и Бхадрой [Субхадрой]» (так в переводе) и «со Шри Радхой — Бхадрой», т. е. отождествление Радхи с Субхадрой, едущей с Джаганнатхой (ср. ст. 13: Хари пришёл «с Бхадрой как спутницей»). Второе прочтение было бы своеобразием автора: в ЧЧ Субхадра с Радхой не отождествляется.</w:t>
       </w:r>
     </w:p>
     <w:p>
@@ -18284,6 +19079,54 @@
         <w:rPr>
           <w:sz w:val="18"/>
         </w:rPr>
+        <w:t xml:space="preserve"> Перечень праздников месяца бхадра (ст. 32) сверен по скану: </w:t>
+      </w:r>
+      <w:r>
+        <w:rPr>
+          <w:b w:val="0"/>
+          <w:i/>
+          <w:sz w:val="18"/>
+        </w:rPr>
+        <w:t>rakṣāropaṇa-kṛṣṇa-janma-mahat-līlānvavekṣā-mahā-pūjārcā-muni-pūjanāri-vara-yātrendrotsavāṃś cāpare</w:t>
+      </w:r>
+      <w:r>
+        <w:rPr>
+          <w:sz w:val="18"/>
+        </w:rPr>
+        <w:t xml:space="preserve">; членение сложного слова местами неясно, перевод перечня приблизителен («праздник Нанды» — </w:t>
+      </w:r>
+      <w:r>
+        <w:rPr>
+          <w:b w:val="0"/>
+          <w:i/>
+          <w:sz w:val="18"/>
+        </w:rPr>
+        <w:t>līlānvavekṣā</w:t>
+      </w:r>
+      <w:r>
+        <w:rPr>
+          <w:sz w:val="18"/>
+        </w:rPr>
+        <w:t>, «созерцание игр» на следующий день после Джанмаштами).</w:t>
+      </w:r>
+    </w:p>
+    <w:p>
+      <w:pPr>
+        <w:spacing w:after="60"/>
+        <w:ind w:left="283"/>
+      </w:pPr>
+      <w:r>
+        <w:rPr>
+          <w:b/>
+          <w:i w:val="0"/>
+          <w:sz w:val="18"/>
+        </w:rPr>
+        <w:t>8.</w:t>
+      </w:r>
+      <w:r>
+        <w:rPr>
+          <w:sz w:val="18"/>
+        </w:rPr>
         <w:t xml:space="preserve"> Описание осеннего праздника Дурги — поэтический образ времени года (у Говинды-девы, как и в классической кавье); к почитанию Господа отношения не имеет.</w:t>
       </w:r>
     </w:p>
@@ -18298,7 +19141,7 @@
           <w:i w:val="0"/>
           <w:sz w:val="18"/>
         </w:rPr>
-        <w:t>8.</w:t>
+        <w:t>9.</w:t>
       </w:r>
       <w:r>
         <w:rPr>
@@ -18318,7 +19161,7 @@
           <w:i w:val="0"/>
           <w:sz w:val="18"/>
         </w:rPr>
-        <w:t>9.</w:t>
+        <w:t>10.</w:t>
       </w:r>
       <w:r>
         <w:rPr>
@@ -18396,7 +19239,7 @@
         <w:t>2.</w:t>
       </w:r>
       <w:r>
-        <w:t xml:space="preserve"> С особыми преданными и другими великими [Он пришёл] в обитель владыки земли, подобного огню, и Джанардана, радуя там людей, склонился перед стойким Владыкой, первым из говорящих правду.</w:t>
+        <w:t xml:space="preserve"> С особыми преданными и другими великими [Он пришёл] в обитель владыки земли, подобного огню, и Джанардана [Гаура], радуя там людей, долго, неутомимо плясал перед Тем, кто первый из говорящих правду.</w:t>
       </w:r>
       <w:r>
         <w:rPr>
@@ -18825,7 +19668,7 @@
         <w:t>26.</w:t>
       </w:r>
       <w:r>
-        <w:t xml:space="preserve"> Затем [вестник], смеясь, сказал: «Чего Ты желаешь, Господи?» — [Они сказали:] «Вестник, скорее приведи его [начальника]. Ты, Господи, — единственный Очиститель миров; велик ли Твой труд — очистить одного явана?»</w:t>
+        <w:t xml:space="preserve"> Затем [министр], смеясь, сказал: «Чего Ты желаешь, Господи? Пусть вестник пойдёт и скорее приведёт его [начальника]. Ты, Господи, — единственный Очиститель миров; велик ли Твой труд — очистить одного явана?»</w:t>
       </w:r>
     </w:p>
     <w:p>
@@ -19222,7 +20065,7 @@
         <w:t>48.</w:t>
       </w:r>
       <w:r>
-        <w:t xml:space="preserve"> «Мы стали владыками падших, ничтожными, с низким умом; а Ты на земле — Очиститель сонмищ падших. Господи, настал час испытания».</w:t>
+        <w:t xml:space="preserve"> «Мы стали владыками падших подданных, совсем низкими, советниками низчайшего [правителя]; а Ты на земле — Очиститель сонмищ падших. Господи, настал час испытания».</w:t>
       </w:r>
     </w:p>
     <w:p>
@@ -19371,7 +20214,7 @@
         <w:t>56.</w:t>
       </w:r>
       <w:r>
-        <w:t xml:space="preserve"> Оттуда Он вернулся в Шантипур и, — [хоть] санньяси и надлежит избегать [родных], — радуя глубоко опечаленную мать, три дня провёл в доме Адвайты.</w:t>
+        <w:t xml:space="preserve"> Оттуда Он вернулся в Шантипур, стараясь, как подобает санньяси, отослать назад следовавших за Ним, и, радуя глубоко опечаленную мать, три дня провёл в доме Адвайты.</w:t>
       </w:r>
     </w:p>
     <w:p>
@@ -19509,7 +20352,49 @@
         <w:rPr>
           <w:sz w:val="18"/>
         </w:rPr>
-        <w:t xml:space="preserve"> Ст. 2 в издании тёмен; по-видимому, речь о Катаке (столице царя) и о Сакши-гопале — «первом из говорящих правду» (ср. 7.44–60).</w:t>
+        <w:t xml:space="preserve"> Ст. 2 сверен по скану: </w:t>
+      </w:r>
+      <w:r>
+        <w:rPr>
+          <w:b w:val="0"/>
+          <w:i/>
+          <w:sz w:val="18"/>
+        </w:rPr>
+        <w:t>niveśam ūrdhvīśitur aurva-tejasaḥ … nanarta dhīraṃ dhuri satya-vādinaḥ</w:t>
+      </w:r>
+      <w:r>
+        <w:rPr>
+          <w:sz w:val="18"/>
+        </w:rPr>
+        <w:t xml:space="preserve">. </w:t>
+      </w:r>
+      <w:r>
+        <w:rPr>
+          <w:b w:val="0"/>
+          <w:i/>
+          <w:sz w:val="18"/>
+        </w:rPr>
+        <w:t>Ūrdhvīśituḥ</w:t>
+      </w:r>
+      <w:r>
+        <w:rPr>
+          <w:sz w:val="18"/>
+        </w:rPr>
+        <w:t xml:space="preserve"> — вероятно, опечатка вместо </w:t>
+      </w:r>
+      <w:r>
+        <w:rPr>
+          <w:b w:val="0"/>
+          <w:i/>
+          <w:sz w:val="18"/>
+        </w:rPr>
+        <w:t>ūrvīśituḥ</w:t>
+      </w:r>
+      <w:r>
+        <w:rPr>
+          <w:sz w:val="18"/>
+        </w:rPr>
+        <w:t xml:space="preserve"> «владыки земли»: речь о Катаке, столице царя, и о Сакши-гопале — «первом из говорящих правду» (ср. 7.44–60), перед которым Господь плясал.</w:t>
       </w:r>
     </w:p>
     <w:p>
@@ -19751,7 +20636,7 @@
         <w:rPr>
           <w:sz w:val="18"/>
         </w:rPr>
-        <w:t xml:space="preserve"> Две строки (половина шлоки), напечатанные после колофона, — благословение; начало, по-видимому, утрачено.</w:t>
+        <w:t xml:space="preserve"> Две строки (половина шлоки), напечатанные после колофона, — благословение (сверено по скану; первой половины в издании нет).</w:t>
       </w:r>
     </w:p>
     <w:p>
@@ -20164,7 +21049,7 @@
         <w:t>21.</w:t>
       </w:r>
       <w:r>
-        <w:t xml:space="preserve"> Пёстрый олень с пугливыми копытцами по имени Суранга, сойдясь с множеством других оленей, — о чудо! — лизал Его тело, орошённое ясными слезами блаженства из их глаз.</w:t>
+        <w:t xml:space="preserve"> Пёстрый олень с пугливыми копытцами по имени Суранга, сойдясь с множеством других оленей, — о чудо! — «лизал» Его тело уголками глаз, очищенными орошением ясных слёз блаженства.</w:t>
       </w:r>
     </w:p>
     <w:p>
@@ -20212,7 +21097,7 @@
         <w:t>24.</w:t>
       </w:r>
       <w:r>
-        <w:t xml:space="preserve"> Попугай и сорока-шарика, научённые речам любви Владыки Шри, радостно разом сели на Его руку-лотос и стали петь друг другу о Его блаженстве.</w:t>
+        <w:t xml:space="preserve"> Попугай и сорока-шарика, научённые речам любви Владыки [их] жизни, радостно разом сели на Его руку-лотос и стали петь друг другу о Его блаженстве.</w:t>
       </w:r>
     </w:p>
     <w:p>
@@ -20561,7 +21446,7 @@
         <w:t>43.</w:t>
       </w:r>
       <w:r>
-        <w:t xml:space="preserve"> Приняв здесь подаяние из приготовленной пищи и проведя ночь в памятовании о тех играх, Господь утром снова пошёл во Вриндаван, желая наслаждаться там.</w:t>
+        <w:t xml:space="preserve"> Приняв здесь подаяние из приготовленной пищи и проведя ночь в памятовании о тех играх, Господь утром снова пошёл во Вриндаван с теми двумя брахманами, желая наслаждаться там.</w:t>
       </w:r>
     </w:p>
     <w:p>
@@ -20593,7 +21478,7 @@
         <w:t>45.</w:t>
       </w:r>
       <w:r>
-        <w:t xml:space="preserve"> Вечером, увидев землю танца раса, окружённую рядами кадамб, и места [игр] среди лиан, Он, воздев [руки], снова пошёл в святыню сына Гандини [Акрура-тиртху].</w:t>
+        <w:t xml:space="preserve"> Вечером, увидев землю танца раса, окружённую рядами кадамб, и места [игр] среди лиан, Он со слезами на глазах снова пошёл в святыню сына Гандини [Акрура-тиртху].</w:t>
       </w:r>
     </w:p>
     <w:p>
@@ -20846,7 +21731,7 @@
         <w:t>59.</w:t>
       </w:r>
       <w:r>
-        <w:t xml:space="preserve"> Сын Шачи с твёрдым умом, решив спасти Санатану и других, удержал их [горожан] и, богатство бедных, вместе с Ачарьей и другими спутниками лесной дорогой по берегу Ямуны пришёл в Праягу.</w:t>
+        <w:t xml:space="preserve"> Сын Шачи, хоть сердце Его и колебалось, собрав твёрдость, чтобы спасти Санатану и других, удержал их [горожан] и, богатство бедных, вместе с Ачарьей и другими спутниками лесной дорогой по берегу Ямуны пришёл в Праягу.</w:t>
       </w:r>
     </w:p>
     <w:p>
@@ -20918,7 +21803,7 @@
         <w:t>63.</w:t>
       </w:r>
       <w:r>
-        <w:t xml:space="preserve"> Его, пребывавшего там в ожидании прихода Рупы, подобного жгучелучему [солнцу], каждый день приглашали к себе и служили Ему Валлабха Бхатта и Упадхьяя Рагхупати.</w:t>
+        <w:t xml:space="preserve"> Его, подобного жгучелучему [солнцу], пребывавшего там в ожидании прихода Рупы, каждый день приглашали к себе и служили Ему Валлабха Бхатта и Упадхьяя Рагхупати.</w:t>
       </w:r>
       <w:r>
         <w:rPr>
@@ -21537,7 +22422,7 @@
         <w:t>4.</w:t>
       </w:r>
       <w:r>
-        <w:t xml:space="preserve"> Видов рождения у них восемьдесят четыре лакха: двадцать [лакхов] — у неподвижных: деревьев, трав и прочих; остальные — у движущихся: девять — у водных, двадцать — у мелких тварей, одиннадцать — у птиц,</w:t>
+        <w:t xml:space="preserve"> Видов рождения у них восемьдесят четыре лакха: двадцать [лакхов] — у неподвижных: деревьев, трав и прочих; остальные — у движущихся: девять — у водных, двадцать — у мелких тварей, тридцать — у птиц,</w:t>
       </w:r>
     </w:p>
     <w:p>
@@ -22232,7 +23117,7 @@
         <w:t>42.</w:t>
       </w:r>
       <w:r>
-        <w:t xml:space="preserve"> Та трёхчастная обитель — [проявление] трёх четвертей; от неё иная обитель, [подобная ей], — мир, что зовётся небесным [Голокой]; там Шри Говинда со Своим окружением наслаждается, и благодаря единству с той [обителью] — здесь, [на земле], вечно совершает прекрасные игры.</w:t>
+        <w:t xml:space="preserve"> Та трёхчастная обитель — [полнота] четырёх четвертей; от неё иная обитель, [подобная ей], — мир, что зовётся небесным [Голокой]; там Шри Говинда со Своим окружением наслаждается, и благодаря единству с той [обителью] — здесь, [на земле], вечно совершает прекрасные игры.</w:t>
       </w:r>
     </w:p>
     <w:p>
@@ -22413,7 +23298,18 @@
         <w:t>52.</w:t>
       </w:r>
       <w:r>
-        <w:t xml:space="preserve"> Доля Владыки Паравьомы — первый Пуруша, обладающий такими же качествами, — лежит в Своей обители Вайкунтхе в океане Карана; по Его воле родившаяся Пракрити восприняла семя — причину всех миров, — которое сотворил владыка Санкаршана.</w:t>
+        <w:t xml:space="preserve"> Доля Владыки Паравьомы — первый Пуруша, обладающий такими же качествами, — лежит в Своей обители Вайкунтхе в океане Карана;</w:t>
+      </w:r>
+      <w:r>
+        <w:rPr>
+          <w:b w:val="0"/>
+          <w:i w:val="0"/>
+          <w:vertAlign w:val="superscript"/>
+        </w:rPr>
+        <w:t>9</w:t>
+      </w:r>
+      <w:r>
+        <w:t xml:space="preserve"> по Его воле родившаяся Пракрити восприняла семя — причину всех миров, — которое сотворил владыка Санкаршана.</w:t>
       </w:r>
     </w:p>
     <w:p>
@@ -22533,7 +23429,7 @@
           <w:i w:val="0"/>
           <w:vertAlign w:val="superscript"/>
         </w:rPr>
-        <w:t>9</w:t>
+        <w:t>10</w:t>
       </w:r>
     </w:p>
     <w:p>
@@ -22570,7 +23466,7 @@
           <w:i w:val="0"/>
           <w:vertAlign w:val="superscript"/>
         </w:rPr>
-        <w:t>10</w:t>
+        <w:t>11</w:t>
       </w:r>
     </w:p>
     <w:p>
@@ -22623,7 +23519,21 @@
         <w:rPr>
           <w:sz w:val="18"/>
         </w:rPr>
-        <w:t xml:space="preserve"> Распределение 8 400 000 видов рождения приводится по «Падма-пуране» (ср. ЧЧ Мадхья 19 — наставление Рупе начинается с перечня существ). Числа в издании местами неясны.</w:t>
+        <w:t xml:space="preserve"> Перечень 8 400 000 видов рождения (ср. ЧЧ Мадхья 19 — наставление Рупе начинается с перечня существ) сверен по скану: неподвижные — 20 лакхов, водные — 9, мелкие твари — 20, птицы — </w:t>
+      </w:r>
+      <w:r>
+        <w:rPr>
+          <w:b w:val="0"/>
+          <w:i/>
+          <w:sz w:val="18"/>
+        </w:rPr>
+        <w:t>tridaśīḥ</w:t>
+      </w:r>
+      <w:r>
+        <w:rPr>
+          <w:sz w:val="18"/>
+        </w:rPr>
+        <w:t xml:space="preserve"> 30, звери — 4, обезьяны — лакх без одного, люди — один вид; в сумме ровно 84 лакха. Распределение отличается от обычного списка «Падма-пураны» (водные 9, растения 20, насекомые 11, птицы 10, звери 30, люди 4).</w:t>
       </w:r>
     </w:p>
     <w:p>
@@ -22763,7 +23673,49 @@
         <w:rPr>
           <w:sz w:val="18"/>
         </w:rPr>
-        <w:t xml:space="preserve"> Букв. «мною, сотворившим [или: последовавшим] „Бхагаватамриту“». Речь, по-видимому, о «Лагху-бхагаватамрите» Рупы Госвами, где изложено учение об аватарах из наставления Санатане; слова принадлежат либо Господу, либо автору поэмы. Переводим как отсылку поэта к своему источнику.</w:t>
+        <w:t xml:space="preserve"> В издании трижды </w:t>
+      </w:r>
+      <w:r>
+        <w:rPr>
+          <w:b w:val="0"/>
+          <w:i/>
+          <w:sz w:val="18"/>
+        </w:rPr>
+        <w:t>kāruṇya-ambudhi</w:t>
+      </w:r>
+      <w:r>
+        <w:rPr>
+          <w:sz w:val="18"/>
+        </w:rPr>
+        <w:t xml:space="preserve">, </w:t>
+      </w:r>
+      <w:r>
+        <w:rPr>
+          <w:b w:val="0"/>
+          <w:i/>
+          <w:sz w:val="18"/>
+        </w:rPr>
+        <w:t>kāruṇyāmbu</w:t>
+      </w:r>
+      <w:r>
+        <w:rPr>
+          <w:sz w:val="18"/>
+        </w:rPr>
+        <w:t xml:space="preserve"> «океан милости» (ст. 48, 52, 54; сверено по скану) — вероятно, вместо </w:t>
+      </w:r>
+      <w:r>
+        <w:rPr>
+          <w:b w:val="0"/>
+          <w:i/>
+          <w:sz w:val="18"/>
+        </w:rPr>
+        <w:t>kāraṇa</w:t>
+      </w:r>
+      <w:r>
+        <w:rPr>
+          <w:sz w:val="18"/>
+        </w:rPr>
+        <w:t xml:space="preserve"> «причинный»: по ЧЧ (Мадхья 20) Маха-Вишну лежит в Причинном океане (Карана), а Вираджа (ст. 48) — граница духовного мира. В ст. 52 и 54 переводим по смыслу «океан Карана».</w:t>
       </w:r>
     </w:p>
     <w:p>
@@ -22778,6 +23730,54 @@
           <w:sz w:val="18"/>
         </w:rPr>
         <w:t>10.</w:t>
+      </w:r>
+      <w:r>
+        <w:rPr>
+          <w:sz w:val="18"/>
+        </w:rPr>
+        <w:t xml:space="preserve"> В издании </w:t>
+      </w:r>
+      <w:r>
+        <w:rPr>
+          <w:b w:val="0"/>
+          <w:i/>
+          <w:sz w:val="18"/>
+        </w:rPr>
+        <w:t>bhāgavatāmṛtaṃ kṛtavatā … mayā</w:t>
+      </w:r>
+      <w:r>
+        <w:rPr>
+          <w:sz w:val="18"/>
+        </w:rPr>
+        <w:t xml:space="preserve"> — дословно «мною, сочинившим „Бхагаватамриту“» (сверено по скану); значения «последовавшим» у </w:t>
+      </w:r>
+      <w:r>
+        <w:rPr>
+          <w:b w:val="0"/>
+          <w:i/>
+          <w:sz w:val="18"/>
+        </w:rPr>
+        <w:t>kṛtavat</w:t>
+      </w:r>
+      <w:r>
+        <w:rPr>
+          <w:sz w:val="18"/>
+        </w:rPr>
+        <w:t xml:space="preserve"> нет. Если это слова Господа, «Бхагаватамрита» — само наставление Санатане (позднее изложенное в «Лагху-бхагаватамрите» Рупы и «Брихад-бхагаватамрите» Санатаны); если вставка поэта — отсылка к одному из этих сочинений как к источнику. Перевод «следовавшим» — по смыслу, в пользу второго понимания; место спорное.</w:t>
+      </w:r>
+    </w:p>
+    <w:p>
+      <w:pPr>
+        <w:spacing w:after="60"/>
+        <w:ind w:left="283"/>
+      </w:pPr>
+      <w:r>
+        <w:rPr>
+          <w:b/>
+          <w:i w:val="0"/>
+          <w:sz w:val="18"/>
+        </w:rPr>
+        <w:t>11.</w:t>
       </w:r>
       <w:r>
         <w:rPr>
@@ -22957,7 +23957,7 @@
         <w:t>5.</w:t>
       </w:r>
       <w:r>
-        <w:t xml:space="preserve"> Далее Ягья, Вибху, Сатьясена, Хари, Вайкунтха, Аджита, Вамана, Сарвабхаума, другой Ришабха, —</w:t>
+        <w:t xml:space="preserve"> Далее Ягья, Вибху, Сатьясена, Хари, Вайкунтха, Аджита, Вамана, Сарвабхаума, другой Ришабха — не сын Набхи, —</w:t>
       </w:r>
     </w:p>
     <w:p>
@@ -23274,7 +24274,7 @@
         <w:t>20.</w:t>
       </w:r>
       <w:r>
-        <w:t xml:space="preserve"> Так этот Господь, Пурушоттама лилы, играет со множеством Своих возлюбленных во Вриндаване, дарующем всякое счастье. Играм этим два вида — явленная и иная, ибо они то являются, то скрываются; ныне же торжествует последняя [неявленная] — но и она может стать зримой тебе воочию.</w:t>
+        <w:t xml:space="preserve"> Так этот Господь, Пурушоттама лилы, играет со множеством Своих возлюбленных во Вриндаване, дарующем всякое счастье. Играм этим два вида — явленная и иная; так как первая из них сокрылась, ныне торжествует последняя [неявленная] — но и она может стать зримой тебе воочию.</w:t>
       </w:r>
     </w:p>
     <w:p>
@@ -23290,7 +24290,7 @@
         <w:t>21.</w:t>
       </w:r>
       <w:r>
-        <w:t xml:space="preserve"> И доныне в нём [во Вриндаване] радостно пребывают святые — в [лиле] дочери Вришабхану. Он радует путников единственного пути — пути премы; но и према достигается многими усилиями.</w:t>
+        <w:t xml:space="preserve"> И доныне в нём [во Вриндаване] радостно пребывают святые — по благоволению дочери Вришабхану. Он радует путников единственного пути — пути премы; но и према достигается многими усилиями.</w:t>
       </w:r>
     </w:p>
     <w:p>
@@ -23463,7 +24463,7 @@
         <w:t>29.</w:t>
       </w:r>
       <w:r>
-        <w:t xml:space="preserve"> Хотя санньяси того города, приверженцы иного учения, пренебрегали Им, однажды по чьему-то приглашению Он — безмерно могущественный — пришёл [к ним] с немногими спутниками.</w:t>
+        <w:t xml:space="preserve"> Хотя санньяси того города, приверженцы иного учения, пренебрегали Им, однажды ночью по чьему-то приглашению Он — безмерно могущественный — пришёл [к ним] с немногими спутниками.</w:t>
       </w:r>
     </w:p>
     <w:p>
@@ -23652,7 +24652,7 @@
         <w:t>39.</w:t>
       </w:r>
       <w:r>
-        <w:t xml:space="preserve"> Когда же по счастью все эти жители Варанаси разом стали бхагаватами, Гаура-Хари, сочтя это победой над [иными] учениями, радостно простился с ними и, играя, со спутниками ушёл прежней дорогой в Нилачалу; увидев Шри Джаганнатху, Он обрадовал преданных, лишённых Его.</w:t>
+        <w:t xml:space="preserve"> Когда же по счастью все эти жители Варанаси разом стали бхагаватами, Гаура-Хари, сочтя это покорением всех сторон света, радостно простился с ними и, играя, со спутниками ушёл прежней дорогой в Нилачалу; увидев Шри Джаганнатху, Он обрадовал преданных, лишённых Его.</w:t>
       </w:r>
     </w:p>
     <w:p>
@@ -23764,7 +24764,7 @@
         <w:t>45.</w:t>
       </w:r>
       <w:r>
-        <w:t xml:space="preserve"> Пока он так наслаждался в этом Вриндаване, Рупа, ушедший туда ещё прежде [и встретившийся с Господом в] Праяге, — когда Господь ушёл [в Нилачалу], а Рупа уже увидел Каши, — пожелал начать драму о волнах игр Господа; сложив благословение-нанди, он со своим братом отправился в Гауду.</w:t>
+        <w:t xml:space="preserve"> Пока старший брат так наслаждался в этом Вриндаване, Рупа, ушедший [оттуда] ещё прежде, — придя [в Праягу] и омывшись там, а затем, когда Господь уже ушёл, повидав Каши, — пожелал начать драму о волнах игр Господа; сложив благословение-нанди, он со своим братом отправился в Гауду.</w:t>
       </w:r>
       <w:r>
         <w:rPr>
@@ -23788,7 +24788,7 @@
         <w:t>46.</w:t>
       </w:r>
       <w:r>
-        <w:t xml:space="preserve"> Придя в город, в свой дом, и устроив всю семью, они, взволнованные сердцем, как нищие, поселились где-то снаружи, неподалёку.</w:t>
+        <w:t xml:space="preserve"> Придя в город, в свой дом, и оставив всю семью, они, взволнованные сердцем, как нищие, поселились где-то снаружи, неподалёку.</w:t>
       </w:r>
     </w:p>
     <w:p>
@@ -23865,7 +24865,7 @@
         <w:t>49.</w:t>
       </w:r>
       <w:r>
-        <w:t xml:space="preserve"> А он [Рупа], проведя в пути дни, словно мгновение, в Сатьябхама-пуре, уснув однажды ночью, получил повеление Сатьябхамы: «Рупа, создай для меня отдельную драму!»</w:t>
+        <w:t xml:space="preserve"> А он [Рупа], считая себя ничтожным, проведя в пути дни, словно мгновение, в Сатьябхама-пуре, уснув однажды ночью, получил повеление Сатьябхамы: «Рупа, создай для меня отдельную драму!»</w:t>
       </w:r>
     </w:p>
     <w:p>
@@ -24094,7 +25094,7 @@
         <w:t>60.</w:t>
       </w:r>
       <w:r>
-        <w:t xml:space="preserve"> Однажды Рагхунатха, сын Говардханы, ночью, скрытый во тьме, пришёл к Авадхуте, игравшему на речном берегу. Тогда Он [Нитьянанда] на его деньги [устроил угощение] плющеным рисом с топлёным маслом, кипячёным молоком и простоквашей и Сам, [пребывая в настроении] Баларамы, угощал преданных.</w:t>
+        <w:t xml:space="preserve"> Однажды Рагхунатха, сын Говардханы, ночью, скрытый во тьме, пришёл к Авадхуте, игравшему на речном берегу. И когда Халадхара [Нитьянанда-Баларама] на его деньги Сам вкушал плющеный рис с топлёным маслом и кипячёным молоком и угощал им преданных, —</w:t>
       </w:r>
     </w:p>
     <w:p>
@@ -24206,7 +25206,7 @@
         <w:t>66.</w:t>
       </w:r>
       <w:r>
-        <w:t xml:space="preserve"> Затем [Господь], сдержанный словами, высказанными Сварупой[-Дамодарой], — Сам независимый, но идущий путём должного поведения, — послал его, облачённого в лохмотья, поскорее в Навадвипу, утешать Шачи.</w:t>
+        <w:t xml:space="preserve"> Затем [Господь], облачённый в лохмотья, сдержанный словами, высказанными Сварупой, — Сам независимый, но идущий путём должного поведения, — поскорее послал его в Навадвипу, утешать Шачи.</w:t>
       </w:r>
       <w:r>
         <w:rPr>
@@ -24319,7 +25319,21 @@
         <w:rPr>
           <w:sz w:val="18"/>
         </w:rPr>
-        <w:t xml:space="preserve"> Соответствие цветов юга-аватар цветам варн — образ поэта (традиционная символика цветов: брахманы — белый, кшатрии — красный, вайшьи — жёлтый, шудры — тёмный); оно не означает, что Господь принадлежит к мирской варне: Его тело — сач-чид-ананда. В ЧЧ Мадхья 20 (по Бхаг. 10.8.13 и 11.5) цвета юга-аватар — белый, красный, тёмный (шьяма) и чёрный (кришна), а в эту Кали-югу Господь приходит золотым (пита) как скрытый аватар — Шри Чайтанья. Четыре имени в издании читаются неуверенно.</w:t>
+        <w:t xml:space="preserve"> Соответствие цветов юга-аватар цветам варн — образ поэта (традиционная символика цветов: брахманы — белый, кшатрии — красный, вайшьи — жёлтый, шудры — тёмный); оно не означает, что Господь принадлежит к мирской варне: Его тело — сач-чид-ананда. В ЧЧ Мадхья 20 (по Бхаг. 10.8.13 и 11.5) цвета юга-аватар — белый, красный, тёмный (шьяма) и чёрный (кришна), а в эту Кали-югу Господь приходит золотым (пита) как скрытый аватар — Шри Чайтанья. Четыре имени сверены по скану: </w:t>
+      </w:r>
+      <w:r>
+        <w:rPr>
+          <w:b w:val="0"/>
+          <w:i/>
+          <w:sz w:val="18"/>
+        </w:rPr>
+        <w:t>dharmādhvara-dhruva-dharādhara-nāmadheyāḥ</w:t>
+      </w:r>
+      <w:r>
+        <w:rPr>
+          <w:sz w:val="18"/>
+        </w:rPr>
+        <w:t>.</w:t>
       </w:r>
     </w:p>
     <w:p>
@@ -24673,7 +25687,21 @@
         <w:rPr>
           <w:sz w:val="18"/>
         </w:rPr>
-        <w:t xml:space="preserve"> Шлока в издании частью неясна. По ЧЧ Антья 1 Рупа, начав во Вриндаване драму о Кришне, отправился с Анупамой в Гауду; по пути Анупама скончался на берегу Ганги.</w:t>
+        <w:t xml:space="preserve"> Шлока сверена по скану (текст ясен; </w:t>
+      </w:r>
+      <w:r>
+        <w:rPr>
+          <w:b w:val="0"/>
+          <w:i/>
+          <w:sz w:val="18"/>
+        </w:rPr>
+        <w:t>varaje</w:t>
+      </w:r>
+      <w:r>
+        <w:rPr>
+          <w:sz w:val="18"/>
+        </w:rPr>
+        <w:t xml:space="preserve"> — «старший брат», т. е. Санатана). Ср. ЧЧ Мадхья 25: Рупа, возвращаясь из Вриндавана, пришёл в Каши, когда Господь уже ушёл. По ЧЧ Антья 1 Рупа, начав во Вриндаване драму о Кришне, отправился с Анупамой в Гауду; по пути Анупама скончался на берегу Ганги.</w:t>
       </w:r>
     </w:p>
     <w:p>
@@ -24901,7 +25929,49 @@
         <w:rPr>
           <w:sz w:val="18"/>
         </w:rPr>
-        <w:t xml:space="preserve"> Шлока неясна. По ЧЧ Антья 3 Господа «упрекнул» Дамодара Пандит (за ласку к сыну вдовы), и Господь послал его в Навадвипу присматривать за Шачи; Говинда-дева, по-видимому, смешивает его со Сварупой Дамодарой. «Облачённый в лохмотья» может относиться и к Самому Господу.</w:t>
+        <w:t xml:space="preserve"> Шлока сверена по скану; текст ясен: </w:t>
+      </w:r>
+      <w:r>
+        <w:rPr>
+          <w:b w:val="0"/>
+          <w:i/>
+          <w:sz w:val="18"/>
+        </w:rPr>
+        <w:t>atha svarūpodita-vāṅ-niyantritaḥ … śacīṃ samāśvāsayituṃ sa cīravān javān navadvīpam amuṃ visṛṣṭavān</w:t>
+      </w:r>
+      <w:r>
+        <w:rPr>
+          <w:sz w:val="18"/>
+        </w:rPr>
+        <w:t>. «Облачённый в лохмотья» (</w:t>
+      </w:r>
+      <w:r>
+        <w:rPr>
+          <w:b w:val="0"/>
+          <w:i/>
+          <w:sz w:val="18"/>
+        </w:rPr>
+        <w:t>sa cīravān</w:t>
+      </w:r>
+      <w:r>
+        <w:rPr>
+          <w:sz w:val="18"/>
+        </w:rPr>
+        <w:t>) по падежу относится к Господу. Кого послали (</w:t>
+      </w:r>
+      <w:r>
+        <w:rPr>
+          <w:b w:val="0"/>
+          <w:i/>
+          <w:sz w:val="18"/>
+        </w:rPr>
+        <w:t>amum</w:t>
+      </w:r>
+      <w:r>
+        <w:rPr>
+          <w:sz w:val="18"/>
+        </w:rPr>
+        <w:t>, «его»), прямо не сказано: по ходу рассказа (ст. 63–65) — Рагхунатху Даса, однако по ЧЧ Антья 3 Господа «упрекнул» Дамодара Пандит (за ласку к сыну вдовы), и в Навадвипу присматривать за Шачи Господь послал именно его; Говинда-дева, по-видимому, смешивает Дамодару Пандита со Сварупой Дамодарой. Переводим «его», не уточняя.</w:t>
       </w:r>
     </w:p>
     <w:p>
@@ -24957,7 +26027,7 @@
         <w:t>1.</w:t>
       </w:r>
       <w:r>
-        <w:t xml:space="preserve"> Затем Санатана, с умиротворённым сердцем, победивший шестерых врагов, сам пришёл из Враджи, желая увидеть Господа, и вошёл [в Пури], как сын Нерождённого.</w:t>
+        <w:t xml:space="preserve"> Затем Санатана, с умиротворённым сердцем, победивший шестерых врагов, сам пришёл из Враджи, желая увидеть Господа, и вошёл к Нему, как томимая жаждой птица — в пруд.</w:t>
       </w:r>
     </w:p>
     <w:p>
@@ -25229,7 +26299,7 @@
         <w:t>15.</w:t>
       </w:r>
       <w:r>
-        <w:t xml:space="preserve"> Пока они, прославленные, жили во Врадже, а их сородичи, освящающие свой род, — в своих краях, Господь в Нилачале каждый год слушал вести о них и был совершенно счастлив.</w:t>
+        <w:t xml:space="preserve"> Пока они, прославленные, бездетные, но освящающие свой род, жили во Врадже, Господь в Нилачале каждый год слушал вести о них и был совершенно счастлив.</w:t>
       </w:r>
     </w:p>
     <w:p>
@@ -25711,7 +26781,7 @@
         <w:t>39.</w:t>
       </w:r>
       <w:r>
-        <w:t xml:space="preserve"> Услышав его слова, Он ответил: «Нет, кроткий, — оно, подобно Брахману, не подвержено изменению: это пища, приготовленная Лакшми и вкушённая Ачьютой Хари».</w:t>
+        <w:t xml:space="preserve"> Услышав его слова, Хари ответил: «Нет, кроткий, — оно, подобно Брахману, не подвержено изменению: это пища, приготовленная Индирой [для] Ачьюты и собранная для трапезы брахманами».</w:t>
       </w:r>
       <w:r>
         <w:rPr>
@@ -25791,7 +26861,7 @@
         <w:t>43.</w:t>
       </w:r>
       <w:r>
-        <w:t xml:space="preserve"> «О, люди, решимость и сердце этого [Харидаса] — не [от мира]! Он, достигший другого берега величия Имени Владыки, привёл к высшей цели даже блудницу».</w:t>
+        <w:t xml:space="preserve"> «О, людям не под силу описать решимость и сердце этого [Харидаса]! Он, достигший другого берега величия Имени Владыки, привёл к высшей цели даже блудницу».</w:t>
       </w:r>
       <w:r>
         <w:rPr>
@@ -25815,7 +26885,7 @@
         <w:t>44.</w:t>
       </w:r>
       <w:r>
-        <w:t xml:space="preserve"> Видя Своего Господа, восхваляющего его рядом, — со всеми чувствами, остановившимися в своей деятельности, с глазами, украшенными слезами радости, — он вышел из тела и вошёл во Всевышнего.</w:t>
+        <w:t xml:space="preserve"> Видя Своего Господа, восхваляющего его рядом, — [взглядом,] остановившим действие всех чувств, — он вышел из тела путём глаз, омытых слезами радости, и вошёл во Всевышнего.</w:t>
       </w:r>
       <w:r>
         <w:rPr>
@@ -26172,7 +27242,7 @@
         <w:t>62.</w:t>
       </w:r>
       <w:r>
-        <w:t xml:space="preserve"> Однажды, приняв [океан] за дочь Солнца [Ямуну], Он Сам бросился в владыку вод. Чтобы взыскать Его, бесстрашный Вибхишана увёл Его на Ланку, украшенную Алакой и прочими [градами].</w:t>
+        <w:t xml:space="preserve"> Однажды, приняв [океан] за дочь Солнца [Ямуну], Он Сам бросился в владыку вод. Чтобы взыскать Его, бесстрашный Вибхишана увёл Его на Ланку — украшение [превыше] Алаки и прочих [градов].</w:t>
       </w:r>
       <w:r>
         <w:rPr>
@@ -26196,7 +27266,7 @@
         <w:t>63.</w:t>
       </w:r>
       <w:r>
-        <w:t xml:space="preserve"> Там праведный [Вибхишана], совершив должное почитание, многократно угождал любимому Гостю; почтённый, довольный сердцем, Он тотчас явился в облике, тёмном, как стебель травы дурва.</w:t>
+        <w:t xml:space="preserve"> Там праведный [Вибхишана], совершив должное почитание, многократно угождал любимому Гостю; почтённый, довольный сердцем, Он немного изменился, явившись в облике, тёмном, как стебель травы дурва.</w:t>
       </w:r>
     </w:p>
     <w:p>
@@ -26313,7 +27383,7 @@
         <w:t>69.</w:t>
       </w:r>
       <w:r>
-        <w:t xml:space="preserve"> От прикосновения к Его телу его греховный взор был уничтожен, и он, охваченный бхавой и преданностью, затрепетал; с дрожью и вставшими дыбом волосами он плясал и пел прерывающимся голосом.</w:t>
+        <w:t xml:space="preserve"> От прикосновения к Его телу его грехи были уничтожены, и он, охваченный бхавой и преданностью, затрепетал; с дрожью и вставшими дыбом волосами он плясал и пел прерывающимся голосом.</w:t>
       </w:r>
     </w:p>
     <w:p>
@@ -26474,7 +27544,7 @@
         <w:rPr>
           <w:sz w:val="18"/>
         </w:rPr>
-        <w:t xml:space="preserve"> «Венец мудрецов, владыка знающих» — вероятно, Нитьянанда (так по «Бхакти-ратнакаре»: Джива пошёл в Навадвипу к Нитьянанде, который благословил его и послал во Враджу через Каши). Стих неясен.</w:t>
+        <w:t xml:space="preserve"> «Венец мудрецов, владыка знающих» — вероятно, Нитьянанда (так по «Бхакти-ратнакаре»: Джива пошёл в Навадвипу к Нитьянанде, который благословил его и послал во Враджу через Каши). В тексте имя не названо.</w:t>
       </w:r>
     </w:p>
     <w:p>
@@ -26934,7 +28004,21 @@
         <w:rPr>
           <w:sz w:val="18"/>
         </w:rPr>
-        <w:t xml:space="preserve"> Эпизод с Вибхишаной у Говинда-девы уникален: в ЧЧ Антья 18 Господь, приняв океан за Ямуну, бросился в него, и наутро рыбак вытащил Его сетью. Поэт связывает происшествие с лилой Рамы: Вибхишана (вечный слуга Рамы) уводит Господа на Ланку и видит Его Рамой. «Алака» — город Куберы, вероятно, как образ богатства Ланки. Перевод части шлоки предположителен.</w:t>
+        <w:t xml:space="preserve"> Эпизод с Вибхишаной у Говинда-девы уникален: в ЧЧ Антья 18 Господь, приняв океан за Ямуну, бросился в него, и наутро рыбак вытащил Его сетью. Поэт связывает происшествие с лилой Рамы: Вибхишана (вечный слуга Рамы) уводит Господа на Ланку и видит Его Рамой. «Алака» — город Куберы: Ланка превосходит красотой даже её (</w:t>
+      </w:r>
+      <w:r>
+        <w:rPr>
+          <w:b w:val="0"/>
+          <w:i/>
+          <w:sz w:val="18"/>
+        </w:rPr>
+        <w:t>alakādy-alaṅkriyām</w:t>
+      </w:r>
+      <w:r>
+        <w:rPr>
+          <w:sz w:val="18"/>
+        </w:rPr>
+        <w:t>; текст сверен по скану).</w:t>
       </w:r>
     </w:p>
     <w:p>
@@ -27054,7 +28138,7 @@
         <w:t>2.</w:t>
       </w:r>
       <w:r>
-        <w:t xml:space="preserve"> «Поэтому Я изуродую эту оболочку; иначе люди не обретут через Меня отречения». Решив так в уме, свободном от привязанности, Он много раз тёр лицо о землю.</w:t>
+        <w:t xml:space="preserve"> «Поэтому Я изуродую эту оболочку; иначе люди не освободятся от влечения ко Мне». Решив так в уме, свободном от привязанности, Он много раз тёр лицо о землю.</w:t>
       </w:r>
     </w:p>
     <w:p>
@@ -27451,7 +28535,7 @@
         <w:t>22.</w:t>
       </w:r>
       <w:r>
-        <w:t xml:space="preserve"> Мантра Гаура-Гопалы — драгоценный камень чинтамани, которой служат четыре варны, [дарующая] цели человеческой жизни, — она постоянно в твоём сердце, о лучший из кротких».</w:t>
+        <w:t xml:space="preserve"> Мантра Гаура-Гопалы, носящая имена Тёмного и Золотого, — драгоценный камень чинтамани, которой служат четыре варны, [дарующая] цели человеческой жизни, — она постоянно в твоём сердце, о лучший из кротких».</w:t>
       </w:r>
       <w:r>
         <w:rPr>
@@ -27491,7 +28575,7 @@
         <w:t>24.</w:t>
       </w:r>
       <w:r>
-        <w:t xml:space="preserve"> Мантру я знаю, но порядка поклонения не знаю; а вера в неё во мне поистине велика. Скажи, Владыка, то, приняв что, мы, домохозяева, бескорыстно служа, придём в Твою обитель».</w:t>
+        <w:t xml:space="preserve"> Мантру я знаю, но порядка поклонения не знаю; а вера в неё во мне поистине велика. Скажи, Владыка, то, приняв что, мы, домохозяева, вполне исполнив [это], придём в Твою обитель».</w:t>
       </w:r>
     </w:p>
     <w:p>
@@ -27944,7 +29028,7 @@
         <w:t>48.</w:t>
       </w:r>
       <w:r>
-        <w:t xml:space="preserve"> Затем, говоря, они, чья жизнь [держалась лишь] неугасимой решимостью, по большей части скрылись, согласно своему намерению. Увидев это, Лотосоокий открыл глаза — радостный, довольный, с окрепшим телом — и засиял.</w:t>
+        <w:t xml:space="preserve"> Затем они, чья жизнь переживает бесчисленные концы кальп, высказав своё желание, почти все скрылись. Увидев это, Лотосоокий открыл глаза — радостный, довольный, с окрепшим телом — и засиял.</w:t>
       </w:r>
       <w:r>
         <w:rPr>
@@ -27968,7 +29052,7 @@
         <w:t>49.</w:t>
       </w:r>
       <w:r>
-        <w:t xml:space="preserve"> Отказавшись от прогулок, омовений, приношений, питья и еды, Тот, кому поклоняется Шива, стоял поодаль недвижно, как столб; видя такое Его поведение, преданные испытывали и страх, и любовь, и скорбь.</w:t>
+        <w:t xml:space="preserve"> Отказавшись от прогулок, омовений, приношений, питья и еды, Тот, кому поклоняется Шива, отбросив [всё это] далеко, стоял недвижно, как столб; видя такое Его поведение, преданные испытывали и страх, и любовь, и скорбь.</w:t>
       </w:r>
     </w:p>
     <w:p>
@@ -28652,7 +29736,35 @@
         <w:rPr>
           <w:sz w:val="18"/>
         </w:rPr>
-        <w:t xml:space="preserve"> Текст шлоки частью неясен (упоминание раковины не переведено). Золотой Гаура с дандой санньяси — облик для медитации.</w:t>
+        <w:t xml:space="preserve"> Конец шлоки сверен по скану: </w:t>
+      </w:r>
+      <w:r>
+        <w:rPr>
+          <w:b w:val="0"/>
+          <w:i/>
+          <w:sz w:val="18"/>
+        </w:rPr>
+        <w:t>dorbhyāṃ daṇḍaṃ bibhrataṃ vā karaṅka-muktā-śaṅkhaṃ pronnasaṃ paṅkajākṣam</w:t>
+      </w:r>
+      <w:r>
+        <w:rPr>
+          <w:sz w:val="18"/>
+        </w:rPr>
+        <w:t xml:space="preserve">; </w:t>
+      </w:r>
+      <w:r>
+        <w:rPr>
+          <w:b w:val="0"/>
+          <w:i/>
+          <w:sz w:val="18"/>
+        </w:rPr>
+        <w:t>karaṅka-muktā-śaṅkham</w:t>
+      </w:r>
+      <w:r>
+        <w:rPr>
+          <w:sz w:val="18"/>
+        </w:rPr>
+        <w:t xml:space="preserve"> неясно (возможно, «сосуд-каранку [камандалу]» и раковину), поэтому не переведено. Золотой Гаура с дандой санньяси — облик для медитации.</w:t>
       </w:r>
     </w:p>
     <w:p>
@@ -28892,7 +30004,21 @@
         <w:rPr>
           <w:sz w:val="18"/>
         </w:rPr>
-        <w:t xml:space="preserve"> Смысл последних слов: судить книгу могут лишь святые, а мнение остальных автору безразлично. Чтение отчасти предположительно.</w:t>
+        <w:t xml:space="preserve"> Смысл последних слов: судить книгу могут лишь святые, а мнение остальных автору безразлично. Текст сверен по скану и ясен (</w:t>
+      </w:r>
+      <w:r>
+        <w:rPr>
+          <w:b w:val="0"/>
+          <w:i/>
+          <w:sz w:val="18"/>
+        </w:rPr>
+        <w:t>santo hi santu śaraṇaṃ tv itare na tatra</w:t>
+      </w:r>
+      <w:r>
+        <w:rPr>
+          <w:sz w:val="18"/>
+        </w:rPr>
+        <w:t>): «пусть святые, [даже] смеясь, будут прибежищем — иные же здесь ни при чём».</w:t>
       </w:r>
     </w:p>
     <w:p>

--- a/gaura-krishnodaya/Gaura-Krishnodaya-ru.docx
+++ b/gaura-krishnodaya/Gaura-Krishnodaya-ru.docx
@@ -23421,7 +23421,7 @@
         <w:t>59.</w:t>
       </w:r>
       <w:r>
-        <w:t xml:space="preserve"> Пураны и агамы излагают многие предписания поклонения Ему; обдумав эти слова, человек освобождается от сомнений. Поэтому всё здесь изложено мною, следовавшим „Бхагаватамрите“; во всех подробностях, разумный, узнай это, изучая её».</w:t>
+        <w:t xml:space="preserve"> Пураны и агамы излагают многие предписания поклонения Ему; обдумав эти слова, человек освобождается от сомнений. Поэтому всё здесь изложено мною, сочинившим „Бхагаватамриту“; во всех подробностях, разумный, узнай это, изучая её».</w:t>
       </w:r>
       <w:r>
         <w:rPr>
@@ -23763,7 +23763,7 @@
         <w:rPr>
           <w:sz w:val="18"/>
         </w:rPr>
-        <w:t xml:space="preserve"> нет. Если это слова Господа, «Бхагаватамрита» — само наставление Санатане (позднее изложенное в «Лагху-бхагаватамрите» Рупы и «Брихад-бхагаватамрите» Санатаны); если вставка поэта — отсылка к одному из этих сочинений как к источнику. Перевод «следовавшим» — по смыслу, в пользу второго понимания; место спорное.</w:t>
+        <w:t xml:space="preserve"> нет. Если это слова Господа, «Бхагаватамрита» — само наставление Санатане (позднее изложенное в «Лагху-бхагаватамрите» Рупы и «Брихад-бхагаватамрите» Санатаны); если вставка поэта — отсылка к одному из этих сочинений как к источнику. Перевод дан дословно.</w:t>
       </w:r>
     </w:p>
     <w:p>
